--- a/lab1/Отчет_ЛР1_Базы_данных.docx
+++ b/lab1/Отчет_ЛР1_Базы_данных.docx
@@ -576,7 +576,7 @@
           <w:kern w:val="2"/>
           <w:sz w:val="24"/>
           <w:szCs w:val="24"/>
-          <w:lang w:eastAsia="zh-CN" w:bidi="hi-IN"/>
+          <w:lang w:val="ru-RU" w:eastAsia="zh-CN" w:bidi="hi-IN"/>
         </w:rPr>
       </w:pPr>
     </w:p>
@@ -593,7 +593,7 @@
           <w:kern w:val="2"/>
           <w:sz w:val="24"/>
           <w:szCs w:val="24"/>
-          <w:lang w:eastAsia="zh-CN" w:bidi="hi-IN"/>
+          <w:lang w:val="ru-RU" w:eastAsia="zh-CN" w:bidi="hi-IN"/>
         </w:rPr>
       </w:pPr>
     </w:p>
@@ -610,7 +610,7 @@
           <w:kern w:val="2"/>
           <w:sz w:val="24"/>
           <w:szCs w:val="24"/>
-          <w:lang w:eastAsia="zh-CN" w:bidi="hi-IN"/>
+          <w:lang w:val="ru-RU" w:eastAsia="zh-CN" w:bidi="hi-IN"/>
         </w:rPr>
       </w:pPr>
     </w:p>
@@ -696,6 +696,12 @@
     <w:sdt>
       <w:sdtPr>
         <w:rPr>
+          <w:rFonts w:ascii="Liberation Serif" w:eastAsiaTheme="minorEastAsia" w:hAnsi="Liberation Serif" w:cstheme="minorBidi"/>
+          <w:b w:val="0"/>
+          <w:bCs w:val="0"/>
+          <w:color w:val="auto"/>
+          <w:sz w:val="22"/>
+          <w:szCs w:val="22"/>
           <w:lang w:val="ru-RU"/>
         </w:rPr>
         <w:id w:val="454915603"/>
@@ -706,10 +712,6 @@
       </w:sdtPr>
       <w:sdtEndPr>
         <w:rPr>
-          <w:rFonts w:ascii="Liberation Serif" w:eastAsiaTheme="minorEastAsia" w:hAnsi="Liberation Serif" w:cstheme="minorBidi"/>
-          <w:color w:val="auto"/>
-          <w:sz w:val="22"/>
-          <w:szCs w:val="22"/>
           <w:lang w:val="en-US"/>
         </w:rPr>
       </w:sdtEndPr>
@@ -1181,7 +1183,23 @@
                 <w:noProof/>
                 <w:lang w:val="ru-RU"/>
               </w:rPr>
-              <w:t xml:space="preserve"> Реализация полученной модели на </w:t>
+              <w:t xml:space="preserve"> Реализация пол</w:t>
+            </w:r>
+            <w:r>
+              <w:rPr>
+                <w:rStyle w:val="aff8"/>
+                <w:noProof/>
+                <w:lang w:val="ru-RU"/>
+              </w:rPr>
+              <w:t>у</w:t>
+            </w:r>
+            <w:r>
+              <w:rPr>
+                <w:rStyle w:val="aff8"/>
+                <w:noProof/>
+                <w:lang w:val="ru-RU"/>
+              </w:rPr>
+              <w:t xml:space="preserve">ченной модели на </w:t>
             </w:r>
             <w:r>
               <w:rPr>
@@ -1396,7 +1414,6 @@
     <w:p>
       <w:pPr>
         <w:rPr>
-          <w:rFonts w:hint="eastAsia"/>
           <w:lang w:val="ru-RU"/>
         </w:rPr>
       </w:pPr>
@@ -1410,7 +1427,6 @@
     <w:p>
       <w:pPr>
         <w:rPr>
-          <w:rFonts w:hint="eastAsia"/>
           <w:lang w:val="ru-RU"/>
         </w:rPr>
       </w:pPr>
@@ -1424,7 +1440,6 @@
     <w:p>
       <w:pPr>
         <w:rPr>
-          <w:rFonts w:hint="eastAsia"/>
           <w:lang w:val="ru-RU"/>
         </w:rPr>
       </w:pPr>
@@ -1438,7 +1453,6 @@
     <w:p>
       <w:pPr>
         <w:rPr>
-          <w:rFonts w:hint="eastAsia"/>
           <w:lang w:val="ru-RU"/>
         </w:rPr>
       </w:pPr>
@@ -1461,7 +1475,6 @@
     <w:p>
       <w:pPr>
         <w:rPr>
-          <w:rFonts w:hint="eastAsia"/>
           <w:lang w:val="ru-RU"/>
         </w:rPr>
       </w:pPr>
@@ -1478,27 +1491,12 @@
         <w:rPr>
           <w:lang w:val="ru-RU"/>
         </w:rPr>
-        <w:t xml:space="preserve">. При описании и реализации </w:t>
-      </w:r>
-      <w:proofErr w:type="spellStart"/>
-      <w:r>
+        <w:t>. При описании и реализации даталогической модели должны учитываться ограничения целостности, которые характерны для полученной предметной области.</w:t>
+      </w:r>
+    </w:p>
+    <w:p>
+      <w:pPr>
         <w:rPr>
-          <w:lang w:val="ru-RU"/>
-        </w:rPr>
-        <w:t>даталогической</w:t>
-      </w:r>
-      <w:proofErr w:type="spellEnd"/>
-      <w:r>
-        <w:rPr>
-          <w:lang w:val="ru-RU"/>
-        </w:rPr>
-        <w:t xml:space="preserve"> модели должны учитываться ограничения целостности, которые характерны для полученной предметной области.</w:t>
-      </w:r>
-    </w:p>
-    <w:p>
-      <w:pPr>
-        <w:rPr>
-          <w:rFonts w:hint="eastAsia"/>
           <w:lang w:val="ru-RU"/>
         </w:rPr>
       </w:pPr>
@@ -1512,7 +1510,6 @@
     <w:p>
       <w:pPr>
         <w:rPr>
-          <w:rFonts w:hint="eastAsia"/>
           <w:lang w:val="ru-RU"/>
         </w:rPr>
       </w:pPr>
@@ -1531,11 +1528,9 @@
         </w:rPr>
         <w:t xml:space="preserve"> (</w:t>
       </w:r>
-      <w:proofErr w:type="spellStart"/>
       <w:r>
         <w:t>sXXXXXX</w:t>
       </w:r>
-      <w:proofErr w:type="spellEnd"/>
       <w:r>
         <w:rPr>
           <w:lang w:val="ru-RU"/>
@@ -1551,11 +1546,9 @@
         </w:rPr>
         <w:t xml:space="preserve">: </w:t>
       </w:r>
-      <w:proofErr w:type="spellStart"/>
       <w:r>
         <w:t>psql</w:t>
       </w:r>
-      <w:proofErr w:type="spellEnd"/>
       <w:r>
         <w:rPr>
           <w:lang w:val="ru-RU"/>
@@ -1571,11 +1564,9 @@
         </w:rPr>
         <w:t xml:space="preserve"> </w:t>
       </w:r>
-      <w:proofErr w:type="spellStart"/>
       <w:r>
         <w:t>pg</w:t>
       </w:r>
-      <w:proofErr w:type="spellEnd"/>
       <w:r>
         <w:rPr>
           <w:lang w:val="ru-RU"/>
@@ -1604,7 +1595,6 @@
     <w:p>
       <w:pPr>
         <w:rPr>
-          <w:rFonts w:hint="eastAsia"/>
           <w:lang w:val="ru-RU"/>
         </w:rPr>
       </w:pPr>
@@ -1636,7 +1626,6 @@
     <w:p>
       <w:pPr>
         <w:rPr>
-          <w:rFonts w:hint="eastAsia"/>
           <w:lang w:val="ru-RU"/>
         </w:rPr>
       </w:pPr>
@@ -1648,6 +1637,11 @@
       </w:r>
     </w:p>
     <w:p>
+      <w:pPr>
+        <w:rPr>
+          <w:lang w:val="ru-RU"/>
+        </w:rPr>
+      </w:pPr>
       <w:r>
         <w:rPr>
           <w:lang w:val="ru-RU"/>
@@ -1658,7 +1652,7 @@
     <w:p>
       <w:pPr>
         <w:rPr>
-          <w:rFonts w:hint="eastAsia"/>
+          <w:lang w:val="ru-RU"/>
         </w:rPr>
       </w:pPr>
     </w:p>
@@ -1672,6 +1666,9 @@
       <w:bookmarkStart w:id="2" w:name="_Toc240925565"/>
       <w:bookmarkStart w:id="3" w:name="_Toc240927040"/>
       <w:r>
+        <w:rPr>
+          <w:lang w:val="ru-RU"/>
+        </w:rPr>
         <w:t>2</w:t>
       </w:r>
       <w:r>
@@ -1686,7 +1683,6 @@
     <w:p>
       <w:pPr>
         <w:rPr>
-          <w:rFonts w:hint="eastAsia"/>
           <w:lang w:val="ru-RU"/>
         </w:rPr>
       </w:pPr>
@@ -1700,49 +1696,20 @@
     <w:p>
       <w:pPr>
         <w:rPr>
-          <w:rFonts w:hint="eastAsia"/>
+          <w:lang w:val="ru-RU"/>
         </w:rPr>
       </w:pPr>
       <w:r>
         <w:rPr>
           <w:lang w:val="ru-RU"/>
         </w:rPr>
-        <w:t xml:space="preserve">Из отрывка следует, что Янсен едет с извозчиком к набережной, расплачивается с ним, на шлюпке прибывает к яхте, поднимается по трапу на палубу и проходит в свою каюту. Помощник связан с яхтой. Место «у трапа яхты» введено как условное обозначение точки перехода из шлюпки на яхту; это проектное допущение. Точное место отправления, дата, сумма, название яхты и обозначение каюты неизвестны. </w:t>
-      </w:r>
-      <w:r>
-        <w:t>«</w:t>
-      </w:r>
-      <w:proofErr w:type="spellStart"/>
-      <w:r>
-        <w:t>Горсть</w:t>
-      </w:r>
-      <w:proofErr w:type="spellEnd"/>
-      <w:r>
-        <w:t xml:space="preserve"> </w:t>
-      </w:r>
-      <w:proofErr w:type="spellStart"/>
-      <w:r>
-        <w:t>мелочи</w:t>
-      </w:r>
-      <w:proofErr w:type="spellEnd"/>
-      <w:r>
-        <w:t xml:space="preserve">» </w:t>
-      </w:r>
-      <w:proofErr w:type="spellStart"/>
-      <w:r>
-        <w:t>фиксирует</w:t>
-      </w:r>
-      <w:proofErr w:type="spellEnd"/>
-      <w:r>
-        <w:t xml:space="preserve"> </w:t>
-      </w:r>
-      <w:proofErr w:type="spellStart"/>
-      <w:r>
-        <w:t>факт</w:t>
-      </w:r>
-      <w:proofErr w:type="spellEnd"/>
-      <w:r>
-        <w:t xml:space="preserve"> оплаты, но не её сумму.</w:t>
+        <w:t>Из отрывка следует, что Янсен едет с извозчиком к набережной, расплачивается с ним, на шлюпке прибывает к яхте, поднимается по трапу на палубу и проходит в свою каюту. Помощник связан с яхтой. Место «у трапа яхты» введено как условное обозначение точки перехода из шлюпки на яхту</w:t>
+      </w:r>
+      <w:r>
+        <w:rPr>
+          <w:lang w:val="ru-RU"/>
+        </w:rPr>
+        <w:t>.</w:t>
       </w:r>
     </w:p>
     <w:tbl>
@@ -1778,9 +1745,6 @@
           <w:p>
             <w:pPr>
               <w:spacing w:before="20" w:after="20"/>
-              <w:rPr>
-                <w:rFonts w:hint="eastAsia"/>
-              </w:rPr>
             </w:pPr>
             <w:r>
               <w:rPr>
@@ -1806,9 +1770,6 @@
           <w:p>
             <w:pPr>
               <w:spacing w:before="20" w:after="20"/>
-              <w:rPr>
-                <w:rFonts w:hint="eastAsia"/>
-              </w:rPr>
             </w:pPr>
             <w:r>
               <w:rPr>
@@ -1834,9 +1795,6 @@
           <w:p>
             <w:pPr>
               <w:spacing w:before="20" w:after="20"/>
-              <w:rPr>
-                <w:rFonts w:hint="eastAsia"/>
-              </w:rPr>
             </w:pPr>
             <w:r>
               <w:rPr>
@@ -1862,9 +1820,6 @@
           <w:p>
             <w:pPr>
               <w:spacing w:before="20" w:after="20"/>
-              <w:rPr>
-                <w:rFonts w:hint="eastAsia"/>
-              </w:rPr>
             </w:pPr>
             <w:r>
               <w:rPr>
@@ -1895,9 +1850,6 @@
           <w:p>
             <w:pPr>
               <w:spacing w:before="20" w:after="20"/>
-              <w:rPr>
-                <w:rFonts w:hint="eastAsia"/>
-              </w:rPr>
             </w:pPr>
             <w:r>
               <w:rPr>
@@ -1922,9 +1874,6 @@
           <w:p>
             <w:pPr>
               <w:spacing w:before="20" w:after="20"/>
-              <w:rPr>
-                <w:rFonts w:hint="eastAsia"/>
-              </w:rPr>
             </w:pPr>
             <w:r>
               <w:rPr>
@@ -1949,9 +1898,6 @@
           <w:p>
             <w:pPr>
               <w:spacing w:before="20" w:after="20"/>
-              <w:rPr>
-                <w:rFonts w:hint="eastAsia"/>
-              </w:rPr>
             </w:pPr>
             <w:r>
               <w:rPr>
@@ -1976,9 +1922,6 @@
           <w:p>
             <w:pPr>
               <w:spacing w:before="20" w:after="20"/>
-              <w:rPr>
-                <w:rFonts w:hint="eastAsia"/>
-              </w:rPr>
             </w:pPr>
             <w:r>
               <w:rPr>
@@ -2008,9 +1951,6 @@
           <w:p>
             <w:pPr>
               <w:spacing w:before="20" w:after="20"/>
-              <w:rPr>
-                <w:rFonts w:hint="eastAsia"/>
-              </w:rPr>
             </w:pPr>
             <w:r>
               <w:rPr>
@@ -2035,9 +1975,6 @@
           <w:p>
             <w:pPr>
               <w:spacing w:before="20" w:after="20"/>
-              <w:rPr>
-                <w:rFonts w:hint="eastAsia"/>
-              </w:rPr>
             </w:pPr>
             <w:r>
               <w:rPr>
@@ -2062,9 +1999,6 @@
           <w:p>
             <w:pPr>
               <w:spacing w:before="20" w:after="20"/>
-              <w:rPr>
-                <w:rFonts w:hint="eastAsia"/>
-              </w:rPr>
             </w:pPr>
             <w:r>
               <w:rPr>
@@ -2089,9 +2023,6 @@
           <w:p>
             <w:pPr>
               <w:spacing w:before="20" w:after="20"/>
-              <w:rPr>
-                <w:rFonts w:hint="eastAsia"/>
-              </w:rPr>
             </w:pPr>
             <w:r>
               <w:rPr>
@@ -2121,9 +2052,6 @@
           <w:p>
             <w:pPr>
               <w:spacing w:before="20" w:after="20"/>
-              <w:rPr>
-                <w:rFonts w:hint="eastAsia"/>
-              </w:rPr>
             </w:pPr>
             <w:r>
               <w:rPr>
@@ -2148,9 +2076,6 @@
           <w:p>
             <w:pPr>
               <w:spacing w:before="20" w:after="20"/>
-              <w:rPr>
-                <w:rFonts w:hint="eastAsia"/>
-              </w:rPr>
             </w:pPr>
             <w:r>
               <w:rPr>
@@ -2175,9 +2100,6 @@
           <w:p>
             <w:pPr>
               <w:spacing w:before="20" w:after="20"/>
-              <w:rPr>
-                <w:rFonts w:hint="eastAsia"/>
-              </w:rPr>
             </w:pPr>
             <w:r>
               <w:rPr>
@@ -2202,9 +2124,6 @@
           <w:p>
             <w:pPr>
               <w:spacing w:before="20" w:after="20"/>
-              <w:rPr>
-                <w:rFonts w:hint="eastAsia"/>
-              </w:rPr>
             </w:pPr>
             <w:r>
               <w:rPr>
@@ -2234,14 +2153,12 @@
           <w:p>
             <w:pPr>
               <w:spacing w:before="20" w:after="20"/>
-              <w:rPr>
-                <w:rFonts w:hint="eastAsia"/>
-              </w:rPr>
             </w:pPr>
             <w:r>
               <w:rPr>
                 <w:sz w:val="18"/>
               </w:rPr>
+              <w:lastRenderedPageBreak/>
               <w:t>4</w:t>
             </w:r>
           </w:p>
@@ -2261,9 +2178,6 @@
           <w:p>
             <w:pPr>
               <w:spacing w:before="20" w:after="20"/>
-              <w:rPr>
-                <w:rFonts w:hint="eastAsia"/>
-              </w:rPr>
             </w:pPr>
             <w:r>
               <w:rPr>
@@ -2288,9 +2202,6 @@
           <w:p>
             <w:pPr>
               <w:spacing w:before="20" w:after="20"/>
-              <w:rPr>
-                <w:rFonts w:hint="eastAsia"/>
-              </w:rPr>
             </w:pPr>
             <w:r>
               <w:rPr>
@@ -2315,9 +2226,6 @@
           <w:p>
             <w:pPr>
               <w:spacing w:before="20" w:after="20"/>
-              <w:rPr>
-                <w:rFonts w:hint="eastAsia"/>
-              </w:rPr>
             </w:pPr>
             <w:r>
               <w:rPr>
@@ -2329,13 +2237,7 @@
         </w:tc>
       </w:tr>
     </w:tbl>
-    <w:p>
-      <w:pPr>
-        <w:rPr>
-          <w:rFonts w:hint="eastAsia"/>
-        </w:rPr>
-      </w:pPr>
-    </w:p>
+    <w:p/>
     <w:p>
       <w:pPr>
         <w:pStyle w:val="1"/>
@@ -2346,6 +2248,9 @@
       <w:bookmarkStart w:id="4" w:name="_Toc240925566"/>
       <w:bookmarkStart w:id="5" w:name="_Toc240927041"/>
       <w:r>
+        <w:rPr>
+          <w:lang w:val="ru-RU"/>
+        </w:rPr>
         <w:t>3</w:t>
       </w:r>
       <w:r>
@@ -2401,11 +2306,7 @@
           <w:p>
             <w:pPr>
               <w:spacing w:before="20" w:after="20"/>
-              <w:rPr>
-                <w:rFonts w:hint="eastAsia"/>
-              </w:rPr>
             </w:pPr>
-            <w:proofErr w:type="spellStart"/>
             <w:r>
               <w:rPr>
                 <w:b/>
@@ -2413,7 +2314,6 @@
               </w:rPr>
               <w:t>Сущность</w:t>
             </w:r>
-            <w:proofErr w:type="spellEnd"/>
           </w:p>
         </w:tc>
         <w:tc>
@@ -2431,9 +2331,6 @@
           <w:p>
             <w:pPr>
               <w:spacing w:before="20" w:after="20"/>
-              <w:rPr>
-                <w:rFonts w:hint="eastAsia"/>
-              </w:rPr>
             </w:pPr>
             <w:r>
               <w:rPr>
@@ -2459,9 +2356,6 @@
           <w:p>
             <w:pPr>
               <w:spacing w:before="20" w:after="20"/>
-              <w:rPr>
-                <w:rFonts w:hint="eastAsia"/>
-              </w:rPr>
             </w:pPr>
             <w:r>
               <w:rPr>
@@ -2492,9 +2386,6 @@
           <w:p>
             <w:pPr>
               <w:spacing w:before="20" w:after="20"/>
-              <w:rPr>
-                <w:rFonts w:hint="eastAsia"/>
-              </w:rPr>
             </w:pPr>
             <w:r>
               <w:rPr>
@@ -2519,9 +2410,6 @@
           <w:p>
             <w:pPr>
               <w:spacing w:before="20" w:after="20"/>
-              <w:rPr>
-                <w:rFonts w:hint="eastAsia"/>
-              </w:rPr>
             </w:pPr>
             <w:r>
               <w:rPr>
@@ -2547,7 +2435,6 @@
             <w:pPr>
               <w:spacing w:before="20" w:after="20"/>
               <w:rPr>
-                <w:rFonts w:hint="eastAsia"/>
                 <w:lang w:val="ru-RU"/>
               </w:rPr>
             </w:pPr>
@@ -2580,18 +2467,13 @@
           <w:p>
             <w:pPr>
               <w:spacing w:before="20" w:after="20"/>
-              <w:rPr>
-                <w:rFonts w:hint="eastAsia"/>
-              </w:rPr>
             </w:pPr>
-            <w:proofErr w:type="spellStart"/>
             <w:r>
               <w:rPr>
                 <w:sz w:val="18"/>
               </w:rPr>
               <w:t>Место</w:t>
             </w:r>
-            <w:proofErr w:type="spellEnd"/>
           </w:p>
         </w:tc>
         <w:tc>
@@ -2609,9 +2491,6 @@
           <w:p>
             <w:pPr>
               <w:spacing w:before="20" w:after="20"/>
-              <w:rPr>
-                <w:rFonts w:hint="eastAsia"/>
-              </w:rPr>
             </w:pPr>
             <w:r>
               <w:rPr>
@@ -2637,7 +2516,6 @@
             <w:pPr>
               <w:spacing w:before="20" w:after="20"/>
               <w:rPr>
-                <w:rFonts w:hint="eastAsia"/>
                 <w:lang w:val="ru-RU"/>
               </w:rPr>
             </w:pPr>
@@ -2670,18 +2548,13 @@
           <w:p>
             <w:pPr>
               <w:spacing w:before="20" w:after="20"/>
-              <w:rPr>
-                <w:rFonts w:hint="eastAsia"/>
-              </w:rPr>
             </w:pPr>
-            <w:proofErr w:type="spellStart"/>
             <w:r>
               <w:rPr>
                 <w:sz w:val="18"/>
               </w:rPr>
               <w:t>Транспорт</w:t>
             </w:r>
-            <w:proofErr w:type="spellEnd"/>
           </w:p>
         </w:tc>
         <w:tc>
@@ -2699,9 +2572,6 @@
           <w:p>
             <w:pPr>
               <w:spacing w:before="20" w:after="20"/>
-              <w:rPr>
-                <w:rFonts w:hint="eastAsia"/>
-              </w:rPr>
             </w:pPr>
             <w:r>
               <w:rPr>
@@ -2726,9 +2596,6 @@
           <w:p>
             <w:pPr>
               <w:spacing w:before="20" w:after="20"/>
-              <w:rPr>
-                <w:rFonts w:hint="eastAsia"/>
-              </w:rPr>
             </w:pPr>
             <w:r>
               <w:rPr>
@@ -2758,9 +2625,6 @@
           <w:p>
             <w:pPr>
               <w:spacing w:before="20" w:after="20"/>
-              <w:rPr>
-                <w:rFonts w:hint="eastAsia"/>
-              </w:rPr>
             </w:pPr>
             <w:r>
               <w:rPr>
@@ -2785,9 +2649,6 @@
           <w:p>
             <w:pPr>
               <w:spacing w:before="20" w:after="20"/>
-              <w:rPr>
-                <w:rFonts w:hint="eastAsia"/>
-              </w:rPr>
             </w:pPr>
             <w:r>
               <w:rPr>
@@ -2813,7 +2674,6 @@
             <w:pPr>
               <w:spacing w:before="20" w:after="20"/>
               <w:rPr>
-                <w:rFonts w:hint="eastAsia"/>
                 <w:lang w:val="ru-RU"/>
               </w:rPr>
             </w:pPr>
@@ -2846,18 +2706,13 @@
           <w:p>
             <w:pPr>
               <w:spacing w:before="20" w:after="20"/>
-              <w:rPr>
-                <w:rFonts w:hint="eastAsia"/>
-              </w:rPr>
             </w:pPr>
-            <w:proofErr w:type="spellStart"/>
             <w:r>
               <w:rPr>
                 <w:sz w:val="18"/>
               </w:rPr>
               <w:t>Каюта</w:t>
             </w:r>
-            <w:proofErr w:type="spellEnd"/>
           </w:p>
         </w:tc>
         <w:tc>
@@ -2875,9 +2730,6 @@
           <w:p>
             <w:pPr>
               <w:spacing w:before="20" w:after="20"/>
-              <w:rPr>
-                <w:rFonts w:hint="eastAsia"/>
-              </w:rPr>
             </w:pPr>
             <w:r>
               <w:rPr>
@@ -2902,9 +2754,6 @@
           <w:p>
             <w:pPr>
               <w:spacing w:before="20" w:after="20"/>
-              <w:rPr>
-                <w:rFonts w:hint="eastAsia"/>
-              </w:rPr>
             </w:pPr>
             <w:r>
               <w:rPr>
@@ -2934,9 +2783,6 @@
           <w:p>
             <w:pPr>
               <w:spacing w:before="20" w:after="20"/>
-              <w:rPr>
-                <w:rFonts w:hint="eastAsia"/>
-              </w:rPr>
             </w:pPr>
             <w:r>
               <w:rPr>
@@ -2961,9 +2807,6 @@
           <w:p>
             <w:pPr>
               <w:spacing w:before="20" w:after="20"/>
-              <w:rPr>
-                <w:rFonts w:hint="eastAsia"/>
-              </w:rPr>
             </w:pPr>
             <w:r>
               <w:rPr>
@@ -2988,9 +2831,6 @@
           <w:p>
             <w:pPr>
               <w:spacing w:before="20" w:after="20"/>
-              <w:rPr>
-                <w:rFonts w:hint="eastAsia"/>
-              </w:rPr>
             </w:pPr>
             <w:r>
               <w:rPr>
@@ -3020,9 +2860,6 @@
           <w:p>
             <w:pPr>
               <w:spacing w:before="20" w:after="20"/>
-              <w:rPr>
-                <w:rFonts w:hint="eastAsia"/>
-              </w:rPr>
             </w:pPr>
             <w:r>
               <w:rPr>
@@ -3047,9 +2884,6 @@
           <w:p>
             <w:pPr>
               <w:spacing w:before="20" w:after="20"/>
-              <w:rPr>
-                <w:rFonts w:hint="eastAsia"/>
-              </w:rPr>
             </w:pPr>
             <w:r>
               <w:rPr>
@@ -3074,9 +2908,6 @@
           <w:p>
             <w:pPr>
               <w:spacing w:before="20" w:after="20"/>
-              <w:rPr>
-                <w:rFonts w:hint="eastAsia"/>
-              </w:rPr>
             </w:pPr>
             <w:r>
               <w:rPr>
@@ -3106,9 +2937,6 @@
           <w:p>
             <w:pPr>
               <w:spacing w:before="20" w:after="20"/>
-              <w:rPr>
-                <w:rFonts w:hint="eastAsia"/>
-              </w:rPr>
             </w:pPr>
             <w:r>
               <w:rPr>
@@ -3133,9 +2961,6 @@
           <w:p>
             <w:pPr>
               <w:spacing w:before="20" w:after="20"/>
-              <w:rPr>
-                <w:rFonts w:hint="eastAsia"/>
-              </w:rPr>
             </w:pPr>
             <w:r>
               <w:rPr>
@@ -3161,7 +2986,6 @@
             <w:pPr>
               <w:spacing w:before="20" w:after="20"/>
               <w:rPr>
-                <w:rFonts w:hint="eastAsia"/>
                 <w:lang w:val="ru-RU"/>
               </w:rPr>
             </w:pPr>
@@ -3194,46 +3018,13 @@
           <w:p>
             <w:pPr>
               <w:spacing w:before="20" w:after="20"/>
-              <w:rPr>
-                <w:rFonts w:hint="eastAsia"/>
-              </w:rPr>
             </w:pPr>
-            <w:proofErr w:type="spellStart"/>
             <w:r>
               <w:rPr>
                 <w:sz w:val="18"/>
               </w:rPr>
-              <w:t>Работа</w:t>
-            </w:r>
-            <w:proofErr w:type="spellEnd"/>
-            <w:r>
-              <w:rPr>
-                <w:sz w:val="18"/>
-              </w:rPr>
-              <w:t xml:space="preserve"> </w:t>
-            </w:r>
-            <w:proofErr w:type="spellStart"/>
-            <w:r>
-              <w:rPr>
-                <w:sz w:val="18"/>
-              </w:rPr>
-              <w:t>на</w:t>
-            </w:r>
-            <w:proofErr w:type="spellEnd"/>
-            <w:r>
-              <w:rPr>
-                <w:sz w:val="18"/>
-              </w:rPr>
-              <w:t xml:space="preserve"> </w:t>
-            </w:r>
-            <w:proofErr w:type="spellStart"/>
-            <w:r>
-              <w:rPr>
-                <w:sz w:val="18"/>
-              </w:rPr>
-              <w:t>яхте</w:t>
-            </w:r>
-            <w:proofErr w:type="spellEnd"/>
+              <w:t>Работа на яхте</w:t>
+            </w:r>
           </w:p>
         </w:tc>
         <w:tc>
@@ -3251,9 +3042,6 @@
           <w:p>
             <w:pPr>
               <w:spacing w:before="20" w:after="20"/>
-              <w:rPr>
-                <w:rFonts w:hint="eastAsia"/>
-              </w:rPr>
             </w:pPr>
             <w:r>
               <w:rPr>
@@ -3278,9 +3066,6 @@
           <w:p>
             <w:pPr>
               <w:spacing w:before="20" w:after="20"/>
-              <w:rPr>
-                <w:rFonts w:hint="eastAsia"/>
-              </w:rPr>
             </w:pPr>
             <w:r>
               <w:rPr>
@@ -3292,17 +3077,10 @@
         </w:tc>
       </w:tr>
     </w:tbl>
+    <w:p/>
     <w:p>
       <w:pPr>
         <w:rPr>
-          <w:rFonts w:hint="eastAsia"/>
-        </w:rPr>
-      </w:pPr>
-    </w:p>
-    <w:p>
-      <w:pPr>
-        <w:rPr>
-          <w:rFonts w:hint="eastAsia"/>
           <w:lang w:val="ru-RU"/>
         </w:rPr>
       </w:pPr>
@@ -3376,22 +3154,54 @@
         <w:pStyle w:val="af5"/>
         <w:jc w:val="center"/>
         <w:rPr>
-          <w:rFonts w:hint="eastAsia"/>
+          <w:lang w:val="ru-RU"/>
         </w:rPr>
       </w:pPr>
       <w:r>
         <w:fldChar w:fldCharType="begin"/>
       </w:r>
       <w:r>
+        <w:rPr>
+          <w:lang w:val="ru-RU"/>
+        </w:rPr>
         <w:instrText xml:space="preserve"> </w:instrText>
       </w:r>
       <w:r>
         <w:rPr>
           <w:rFonts w:hint="eastAsia"/>
         </w:rPr>
-        <w:instrText>SEQ Figure \* ARABIC</w:instrText>
-      </w:r>
-      <w:r>
+        <w:instrText>SEQ</w:instrText>
+      </w:r>
+      <w:r>
+        <w:rPr>
+          <w:rFonts w:hint="eastAsia"/>
+          <w:lang w:val="ru-RU"/>
+        </w:rPr>
+        <w:instrText xml:space="preserve"> </w:instrText>
+      </w:r>
+      <w:r>
+        <w:rPr>
+          <w:rFonts w:hint="eastAsia"/>
+        </w:rPr>
+        <w:instrText>Figure</w:instrText>
+      </w:r>
+      <w:r>
+        <w:rPr>
+          <w:rFonts w:hint="eastAsia"/>
+          <w:lang w:val="ru-RU"/>
+        </w:rPr>
+        <w:instrText xml:space="preserve"> \* </w:instrText>
+      </w:r>
+      <w:r>
+        <w:rPr>
+          <w:rFonts w:hint="eastAsia"/>
+        </w:rPr>
+        <w:instrText>ARABIC</w:instrText>
+      </w:r>
+      <w:r>
+        <w:rPr>
+          <w:lang w:val="ru-RU"/>
+        </w:rPr>
         <w:instrText xml:space="preserve"> </w:instrText>
       </w:r>
       <w:r>
@@ -3400,6 +3210,7 @@
       <w:r>
         <w:rPr>
           <w:noProof/>
+          <w:lang w:val="ru-RU"/>
         </w:rPr>
         <w:t>1</w:t>
       </w:r>
@@ -3412,29 +3223,11 @@
         </w:rPr>
         <w:t xml:space="preserve"> </w:t>
       </w:r>
-      <w:proofErr w:type="spellStart"/>
-      <w:r>
-        <w:t>Рисунок</w:t>
-      </w:r>
-      <w:proofErr w:type="spellEnd"/>
-      <w:r>
-        <w:t xml:space="preserve"> 1 — </w:t>
-      </w:r>
-      <w:proofErr w:type="spellStart"/>
-      <w:r>
-        <w:t>Концептуальная</w:t>
-      </w:r>
-      <w:proofErr w:type="spellEnd"/>
-      <w:r>
-        <w:t xml:space="preserve"> </w:t>
-      </w:r>
-      <w:proofErr w:type="spellStart"/>
-      <w:r>
-        <w:t>модель</w:t>
-      </w:r>
-      <w:proofErr w:type="spellEnd"/>
-      <w:r>
-        <w:t>.</w:t>
+      <w:r>
+        <w:rPr>
+          <w:lang w:val="ru-RU"/>
+        </w:rPr>
+        <w:t>Рисунок 1 — Концептуальная модель.</w:t>
       </w:r>
     </w:p>
     <w:p>
@@ -3455,6 +3248,9 @@
         </w:rPr>
       </w:pPr>
       <w:r>
+        <w:rPr>
+          <w:lang w:val="ru-RU"/>
+        </w:rPr>
         <w:t>4</w:t>
       </w:r>
       <w:r>
@@ -3478,7 +3274,6 @@
     <w:p>
       <w:pPr>
         <w:rPr>
-          <w:rFonts w:hint="eastAsia"/>
           <w:lang w:val="ru-RU"/>
         </w:rPr>
       </w:pPr>
@@ -3602,11 +3397,7 @@
           <w:p>
             <w:pPr>
               <w:spacing w:before="20" w:after="20"/>
-              <w:rPr>
-                <w:rFonts w:hint="eastAsia"/>
-              </w:rPr>
             </w:pPr>
-            <w:proofErr w:type="spellStart"/>
             <w:r>
               <w:rPr>
                 <w:b/>
@@ -3614,7 +3405,6 @@
               </w:rPr>
               <w:t>Таблица</w:t>
             </w:r>
-            <w:proofErr w:type="spellEnd"/>
           </w:p>
         </w:tc>
         <w:tc>
@@ -3632,9 +3422,6 @@
           <w:p>
             <w:pPr>
               <w:spacing w:before="20" w:after="20"/>
-              <w:rPr>
-                <w:rFonts w:hint="eastAsia"/>
-              </w:rPr>
             </w:pPr>
             <w:r>
               <w:rPr>
@@ -3660,9 +3447,6 @@
           <w:p>
             <w:pPr>
               <w:spacing w:before="20" w:after="20"/>
-              <w:rPr>
-                <w:rFonts w:hint="eastAsia"/>
-              </w:rPr>
             </w:pPr>
             <w:r>
               <w:rPr>
@@ -3693,14 +3477,12 @@
           <w:p>
             <w:pPr>
               <w:spacing w:before="20" w:after="20"/>
-              <w:rPr>
-                <w:rFonts w:hint="eastAsia"/>
-              </w:rPr>
             </w:pPr>
             <w:r>
               <w:rPr>
                 <w:sz w:val="18"/>
               </w:rPr>
+              <w:lastRenderedPageBreak/>
               <w:t>person</w:t>
             </w:r>
           </w:p>
@@ -3720,9 +3502,6 @@
           <w:p>
             <w:pPr>
               <w:spacing w:before="20" w:after="20"/>
-              <w:rPr>
-                <w:rFonts w:hint="eastAsia"/>
-              </w:rPr>
             </w:pPr>
             <w:r>
               <w:rPr>
@@ -3747,9 +3526,6 @@
           <w:p>
             <w:pPr>
               <w:spacing w:before="20" w:after="20"/>
-              <w:rPr>
-                <w:rFonts w:hint="eastAsia"/>
-              </w:rPr>
             </w:pPr>
             <w:r>
               <w:rPr>
@@ -3779,9 +3555,6 @@
           <w:p>
             <w:pPr>
               <w:spacing w:before="20" w:after="20"/>
-              <w:rPr>
-                <w:rFonts w:hint="eastAsia"/>
-              </w:rPr>
             </w:pPr>
             <w:r>
               <w:rPr>
@@ -3806,9 +3579,6 @@
           <w:p>
             <w:pPr>
               <w:spacing w:before="20" w:after="20"/>
-              <w:rPr>
-                <w:rFonts w:hint="eastAsia"/>
-              </w:rPr>
             </w:pPr>
             <w:r>
               <w:rPr>
@@ -3833,9 +3603,6 @@
           <w:p>
             <w:pPr>
               <w:spacing w:before="20" w:after="20"/>
-              <w:rPr>
-                <w:rFonts w:hint="eastAsia"/>
-              </w:rPr>
             </w:pPr>
             <w:r>
               <w:rPr>
@@ -3865,9 +3632,6 @@
           <w:p>
             <w:pPr>
               <w:spacing w:before="20" w:after="20"/>
-              <w:rPr>
-                <w:rFonts w:hint="eastAsia"/>
-              </w:rPr>
             </w:pPr>
             <w:r>
               <w:rPr>
@@ -3892,9 +3656,6 @@
           <w:p>
             <w:pPr>
               <w:spacing w:before="20" w:after="20"/>
-              <w:rPr>
-                <w:rFonts w:hint="eastAsia"/>
-              </w:rPr>
             </w:pPr>
             <w:r>
               <w:rPr>
@@ -3919,23 +3680,12 @@
           <w:p>
             <w:pPr>
               <w:spacing w:before="20" w:after="20"/>
-              <w:rPr>
-                <w:rFonts w:hint="eastAsia"/>
-              </w:rPr>
             </w:pPr>
-            <w:proofErr w:type="spellStart"/>
             <w:r>
               <w:rPr>
                 <w:sz w:val="18"/>
               </w:rPr>
-              <w:t>yacht_id</w:t>
-            </w:r>
-            <w:proofErr w:type="spellEnd"/>
-            <w:r>
-              <w:rPr>
-                <w:sz w:val="18"/>
-              </w:rPr>
-              <w:t xml:space="preserve"> </w:t>
+              <w:t xml:space="preserve">yacht_id </w:t>
             </w:r>
             <w:r>
               <w:rPr>
@@ -3971,15 +3721,11 @@
           <w:p>
             <w:pPr>
               <w:spacing w:before="20" w:after="20"/>
-              <w:rPr>
-                <w:rFonts w:hint="eastAsia"/>
-              </w:rPr>
             </w:pPr>
             <w:r>
               <w:rPr>
                 <w:sz w:val="18"/>
               </w:rPr>
-              <w:lastRenderedPageBreak/>
               <w:t>place</w:t>
             </w:r>
           </w:p>
@@ -3999,9 +3745,6 @@
           <w:p>
             <w:pPr>
               <w:spacing w:before="20" w:after="20"/>
-              <w:rPr>
-                <w:rFonts w:hint="eastAsia"/>
-              </w:rPr>
             </w:pPr>
             <w:r>
               <w:rPr>
@@ -4026,9 +3769,6 @@
           <w:p>
             <w:pPr>
               <w:spacing w:before="20" w:after="20"/>
-              <w:rPr>
-                <w:rFonts w:hint="eastAsia"/>
-              </w:rPr>
             </w:pPr>
             <w:r>
               <w:rPr>
@@ -4046,21 +3786,7 @@
               <w:rPr>
                 <w:sz w:val="18"/>
               </w:rPr>
-              <w:t xml:space="preserve"> yacht, </w:t>
-            </w:r>
-            <w:proofErr w:type="spellStart"/>
-            <w:r>
-              <w:rPr>
-                <w:sz w:val="18"/>
-              </w:rPr>
-              <w:t>cabin_id</w:t>
-            </w:r>
-            <w:proofErr w:type="spellEnd"/>
-            <w:r>
-              <w:rPr>
-                <w:sz w:val="18"/>
-              </w:rPr>
-              <w:t xml:space="preserve"> </w:t>
+              <w:t xml:space="preserve"> yacht, cabin_id </w:t>
             </w:r>
             <w:r>
               <w:rPr>
@@ -4096,9 +3822,6 @@
           <w:p>
             <w:pPr>
               <w:spacing w:before="20" w:after="20"/>
-              <w:rPr>
-                <w:rFonts w:hint="eastAsia"/>
-              </w:rPr>
             </w:pPr>
             <w:r>
               <w:rPr>
@@ -4123,9 +3846,6 @@
           <w:p>
             <w:pPr>
               <w:spacing w:before="20" w:after="20"/>
-              <w:rPr>
-                <w:rFonts w:hint="eastAsia"/>
-              </w:rPr>
             </w:pPr>
             <w:r>
               <w:rPr>
@@ -4150,9 +3870,6 @@
           <w:p>
             <w:pPr>
               <w:spacing w:before="20" w:after="20"/>
-              <w:rPr>
-                <w:rFonts w:hint="eastAsia"/>
-              </w:rPr>
             </w:pPr>
             <w:r>
               <w:rPr>
@@ -4182,9 +3899,6 @@
           <w:p>
             <w:pPr>
               <w:spacing w:before="20" w:after="20"/>
-              <w:rPr>
-                <w:rFonts w:hint="eastAsia"/>
-              </w:rPr>
             </w:pPr>
             <w:r>
               <w:rPr>
@@ -4209,9 +3923,6 @@
           <w:p>
             <w:pPr>
               <w:spacing w:before="20" w:after="20"/>
-              <w:rPr>
-                <w:rFonts w:hint="eastAsia"/>
-              </w:rPr>
             </w:pPr>
             <w:r>
               <w:rPr>
@@ -4236,9 +3947,6 @@
           <w:p>
             <w:pPr>
               <w:spacing w:before="20" w:after="20"/>
-              <w:rPr>
-                <w:rFonts w:hint="eastAsia"/>
-              </w:rPr>
             </w:pPr>
             <w:r>
               <w:rPr>
@@ -4268,42 +3976,20 @@
               <w:rPr>
                 <w:sz w:val="18"/>
               </w:rPr>
-              <w:t xml:space="preserve"> place; </w:t>
-            </w:r>
-            <w:proofErr w:type="spellStart"/>
+              <w:t xml:space="preserve"> place; vehicle_id </w:t>
+            </w:r>
             <w:r>
               <w:rPr>
                 <w:sz w:val="18"/>
               </w:rPr>
-              <w:t>vehicle_id</w:t>
-            </w:r>
-            <w:proofErr w:type="spellEnd"/>
+              <w:t>&gt;</w:t>
+            </w:r>
             <w:r>
               <w:rPr>
                 <w:sz w:val="18"/>
               </w:rPr>
-              <w:t xml:space="preserve"> </w:t>
-            </w:r>
-            <w:r>
-              <w:rPr>
-                <w:sz w:val="18"/>
-              </w:rPr>
-              <w:t>&gt;</w:t>
-            </w:r>
-            <w:r>
-              <w:rPr>
-                <w:sz w:val="18"/>
-              </w:rPr>
-              <w:t xml:space="preserve"> vehicle; </w:t>
-            </w:r>
-            <w:proofErr w:type="spellStart"/>
-            <w:r>
-              <w:rPr>
-                <w:sz w:val="18"/>
-              </w:rPr>
-              <w:t>sequence_no</w:t>
-            </w:r>
-            <w:proofErr w:type="spellEnd"/>
+              <w:t xml:space="preserve"> vehicle; sequence_no</w:t>
+            </w:r>
           </w:p>
         </w:tc>
       </w:tr>
@@ -4326,9 +4012,6 @@
           <w:p>
             <w:pPr>
               <w:spacing w:before="20" w:after="20"/>
-              <w:rPr>
-                <w:rFonts w:hint="eastAsia"/>
-              </w:rPr>
             </w:pPr>
             <w:r>
               <w:rPr>
@@ -4353,9 +4036,6 @@
           <w:p>
             <w:pPr>
               <w:spacing w:before="20" w:after="20"/>
-              <w:rPr>
-                <w:rFonts w:hint="eastAsia"/>
-              </w:rPr>
             </w:pPr>
             <w:r>
               <w:rPr>
@@ -4380,9 +4060,6 @@
           <w:p>
             <w:pPr>
               <w:spacing w:before="20" w:after="20"/>
-              <w:rPr>
-                <w:rFonts w:hint="eastAsia"/>
-              </w:rPr>
             </w:pPr>
             <w:r>
               <w:rPr>
@@ -4412,9 +4089,6 @@
           <w:p>
             <w:pPr>
               <w:spacing w:before="20" w:after="20"/>
-              <w:rPr>
-                <w:rFonts w:hint="eastAsia"/>
-              </w:rPr>
             </w:pPr>
             <w:r>
               <w:rPr>
@@ -4439,9 +4113,6 @@
           <w:p>
             <w:pPr>
               <w:spacing w:before="20" w:after="20"/>
-              <w:rPr>
-                <w:rFonts w:hint="eastAsia"/>
-              </w:rPr>
             </w:pPr>
             <w:r>
               <w:rPr>
@@ -4466,9 +4137,6 @@
           <w:p>
             <w:pPr>
               <w:spacing w:before="20" w:after="20"/>
-              <w:rPr>
-                <w:rFonts w:hint="eastAsia"/>
-              </w:rPr>
             </w:pPr>
             <w:r>
               <w:rPr>
@@ -4498,9 +4166,6 @@
           <w:p>
             <w:pPr>
               <w:spacing w:before="20" w:after="20"/>
-              <w:rPr>
-                <w:rFonts w:hint="eastAsia"/>
-              </w:rPr>
             </w:pPr>
             <w:r>
               <w:rPr>
@@ -4525,9 +4190,6 @@
           <w:p>
             <w:pPr>
               <w:spacing w:before="20" w:after="20"/>
-              <w:rPr>
-                <w:rFonts w:hint="eastAsia"/>
-              </w:rPr>
             </w:pPr>
             <w:r>
               <w:rPr>
@@ -4552,9 +4214,6 @@
           <w:p>
             <w:pPr>
               <w:spacing w:before="20" w:after="20"/>
-              <w:rPr>
-                <w:rFonts w:hint="eastAsia"/>
-              </w:rPr>
             </w:pPr>
             <w:r>
               <w:rPr>
@@ -4566,13 +4225,7 @@
         </w:tc>
       </w:tr>
     </w:tbl>
-    <w:p>
-      <w:pPr>
-        <w:rPr>
-          <w:rFonts w:hint="eastAsia"/>
-        </w:rPr>
-      </w:pPr>
-    </w:p>
+    <w:p/>
     <w:p>
       <w:pPr>
         <w:keepNext/>
@@ -4636,43 +4289,84 @@
       <w:pPr>
         <w:pStyle w:val="af5"/>
         <w:jc w:val="center"/>
-      </w:pPr>
-      <w:fldSimple w:instr=" SEQ Figure \* ARABIC ">
-        <w:r>
-          <w:rPr>
-            <w:noProof/>
-          </w:rPr>
-          <w:t>2</w:t>
-        </w:r>
-      </w:fldSimple>
-      <w:r>
-        <w:t xml:space="preserve"> </w:t>
-      </w:r>
-      <w:proofErr w:type="spellStart"/>
-      <w:r>
-        <w:t>Рисунок</w:t>
-      </w:r>
-      <w:proofErr w:type="spellEnd"/>
-      <w:r>
-        <w:t xml:space="preserve"> 2 — </w:t>
-      </w:r>
-      <w:proofErr w:type="spellStart"/>
-      <w:r>
-        <w:t>Логическая</w:t>
-      </w:r>
-      <w:proofErr w:type="spellEnd"/>
-      <w:r>
-        <w:t xml:space="preserve"> ER-</w:t>
-      </w:r>
-      <w:proofErr w:type="spellStart"/>
-      <w:r>
-        <w:t>диаграмма</w:t>
-      </w:r>
-      <w:proofErr w:type="spellEnd"/>
+        <w:rPr>
+          <w:lang w:val="ru-RU"/>
+        </w:rPr>
+      </w:pPr>
+      <w:r>
+        <w:fldChar w:fldCharType="begin"/>
+      </w:r>
+      <w:r>
+        <w:rPr>
+          <w:lang w:val="ru-RU"/>
+        </w:rPr>
+        <w:instrText xml:space="preserve"> </w:instrText>
+      </w:r>
+      <w:r>
+        <w:instrText>SEQ</w:instrText>
+      </w:r>
+      <w:r>
+        <w:rPr>
+          <w:lang w:val="ru-RU"/>
+        </w:rPr>
+        <w:instrText xml:space="preserve"> </w:instrText>
+      </w:r>
+      <w:r>
+        <w:instrText>Figure</w:instrText>
+      </w:r>
+      <w:r>
+        <w:rPr>
+          <w:lang w:val="ru-RU"/>
+        </w:rPr>
+        <w:instrText xml:space="preserve"> \* </w:instrText>
+      </w:r>
+      <w:r>
+        <w:instrText>ARABIC</w:instrText>
+      </w:r>
+      <w:r>
+        <w:rPr>
+          <w:lang w:val="ru-RU"/>
+        </w:rPr>
+        <w:instrText xml:space="preserve"> </w:instrText>
+      </w:r>
+      <w:r>
+        <w:fldChar w:fldCharType="separate"/>
+      </w:r>
+      <w:r>
+        <w:rPr>
+          <w:noProof/>
+          <w:lang w:val="ru-RU"/>
+        </w:rPr>
+        <w:t>2</w:t>
+      </w:r>
+      <w:r>
+        <w:rPr>
+          <w:noProof/>
+        </w:rPr>
+        <w:fldChar w:fldCharType="end"/>
+      </w:r>
+      <w:r>
+        <w:rPr>
+          <w:lang w:val="ru-RU"/>
+        </w:rPr>
+        <w:t xml:space="preserve"> Рисунок 2 — Логическая </w:t>
+      </w:r>
+      <w:r>
+        <w:t>ER</w:t>
+      </w:r>
+      <w:r>
+        <w:rPr>
+          <w:lang w:val="ru-RU"/>
+        </w:rPr>
+        <w:t>-диаграмма</w:t>
+      </w:r>
     </w:p>
     <w:p>
       <w:pPr>
         <w:pStyle w:val="1"/>
+        <w:rPr>
+          <w:lang w:val="ru-RU"/>
+        </w:rPr>
       </w:pPr>
       <w:bookmarkStart w:id="8" w:name="_Toc240925568"/>
       <w:bookmarkStart w:id="9" w:name="_Toc240927043"/>
@@ -4680,28 +4374,18 @@
     <w:p>
       <w:pPr>
         <w:pStyle w:val="1"/>
-      </w:pPr>
-      <w:r>
-        <w:t>5</w:t>
-      </w:r>
-      <w:r>
-        <w:t xml:space="preserve"> </w:t>
-      </w:r>
-      <w:proofErr w:type="spellStart"/>
-      <w:r>
-        <w:t>Физическая</w:t>
-      </w:r>
-      <w:proofErr w:type="spellEnd"/>
-      <w:r>
-        <w:t xml:space="preserve"> </w:t>
-      </w:r>
-      <w:proofErr w:type="spellStart"/>
-      <w:r>
-        <w:t>модель</w:t>
+        <w:rPr>
+          <w:lang w:val="ru-RU"/>
+        </w:rPr>
+      </w:pPr>
+      <w:r>
+        <w:rPr>
+          <w:lang w:val="ru-RU"/>
+        </w:rPr>
+        <w:t>5 Физическая модель</w:t>
       </w:r>
       <w:bookmarkEnd w:id="8"/>
       <w:bookmarkEnd w:id="9"/>
-      <w:proofErr w:type="spellEnd"/>
     </w:p>
     <w:tbl>
       <w:tblPr>
@@ -4735,9 +4419,6 @@
           <w:p>
             <w:pPr>
               <w:spacing w:before="20" w:after="20"/>
-              <w:rPr>
-                <w:rFonts w:hint="eastAsia"/>
-              </w:rPr>
             </w:pPr>
             <w:r>
               <w:rPr>
@@ -4764,7 +4445,6 @@
             <w:pPr>
               <w:spacing w:before="20" w:after="20"/>
               <w:rPr>
-                <w:rFonts w:hint="eastAsia"/>
                 <w:lang w:val="ru-RU"/>
               </w:rPr>
             </w:pPr>
@@ -4793,11 +4473,7 @@
           <w:p>
             <w:pPr>
               <w:spacing w:before="20" w:after="20"/>
-              <w:rPr>
-                <w:rFonts w:hint="eastAsia"/>
-              </w:rPr>
             </w:pPr>
-            <w:proofErr w:type="spellStart"/>
             <w:r>
               <w:rPr>
                 <w:b/>
@@ -4805,7 +4481,6 @@
               </w:rPr>
               <w:t>Ограничения</w:t>
             </w:r>
-            <w:proofErr w:type="spellEnd"/>
           </w:p>
         </w:tc>
       </w:tr>
@@ -4828,9 +4503,6 @@
           <w:p>
             <w:pPr>
               <w:spacing w:before="20" w:after="20"/>
-              <w:rPr>
-                <w:rFonts w:hint="eastAsia"/>
-              </w:rPr>
             </w:pPr>
             <w:r>
               <w:rPr>
@@ -4855,9 +4527,6 @@
           <w:p>
             <w:pPr>
               <w:spacing w:before="20" w:after="20"/>
-              <w:rPr>
-                <w:rFonts w:hint="eastAsia"/>
-              </w:rPr>
             </w:pPr>
             <w:r>
               <w:rPr>
@@ -4883,7 +4552,6 @@
             <w:pPr>
               <w:spacing w:before="20" w:after="20"/>
               <w:rPr>
-                <w:rFonts w:hint="eastAsia"/>
                 <w:lang w:val="ru-RU"/>
               </w:rPr>
             </w:pPr>
@@ -4922,9 +4590,6 @@
           <w:p>
             <w:pPr>
               <w:spacing w:before="20" w:after="20"/>
-              <w:rPr>
-                <w:rFonts w:hint="eastAsia"/>
-              </w:rPr>
             </w:pPr>
             <w:r>
               <w:rPr>
@@ -4949,9 +4614,6 @@
           <w:p>
             <w:pPr>
               <w:spacing w:before="20" w:after="20"/>
-              <w:rPr>
-                <w:rFonts w:hint="eastAsia"/>
-              </w:rPr>
             </w:pPr>
             <w:r>
               <w:rPr>
@@ -4976,9 +4638,6 @@
           <w:p>
             <w:pPr>
               <w:spacing w:before="20" w:after="20"/>
-              <w:rPr>
-                <w:rFonts w:hint="eastAsia"/>
-              </w:rPr>
             </w:pPr>
             <w:r>
               <w:rPr>
@@ -5008,9 +4667,6 @@
           <w:p>
             <w:pPr>
               <w:spacing w:before="20" w:after="20"/>
-              <w:rPr>
-                <w:rFonts w:hint="eastAsia"/>
-              </w:rPr>
             </w:pPr>
             <w:r>
               <w:rPr>
@@ -5035,9 +4691,6 @@
           <w:p>
             <w:pPr>
               <w:spacing w:before="20" w:after="20"/>
-              <w:rPr>
-                <w:rFonts w:hint="eastAsia"/>
-              </w:rPr>
             </w:pPr>
             <w:r>
               <w:rPr>
@@ -5062,9 +4715,6 @@
           <w:p>
             <w:pPr>
               <w:spacing w:before="20" w:after="20"/>
-              <w:rPr>
-                <w:rFonts w:hint="eastAsia"/>
-              </w:rPr>
             </w:pPr>
             <w:r>
               <w:rPr>
@@ -5094,9 +4744,6 @@
           <w:p>
             <w:pPr>
               <w:spacing w:before="20" w:after="20"/>
-              <w:rPr>
-                <w:rFonts w:hint="eastAsia"/>
-              </w:rPr>
             </w:pPr>
             <w:r>
               <w:rPr>
@@ -5121,9 +4768,6 @@
           <w:p>
             <w:pPr>
               <w:spacing w:before="20" w:after="20"/>
-              <w:rPr>
-                <w:rFonts w:hint="eastAsia"/>
-              </w:rPr>
             </w:pPr>
             <w:r>
               <w:rPr>
@@ -5149,7 +4793,6 @@
             <w:pPr>
               <w:spacing w:before="20" w:after="20"/>
               <w:rPr>
-                <w:rFonts w:hint="eastAsia"/>
                 <w:lang w:val="ru-RU"/>
               </w:rPr>
             </w:pPr>
@@ -5214,9 +4857,6 @@
           <w:p>
             <w:pPr>
               <w:spacing w:before="20" w:after="20"/>
-              <w:rPr>
-                <w:rFonts w:hint="eastAsia"/>
-              </w:rPr>
             </w:pPr>
             <w:r>
               <w:rPr>
@@ -5241,9 +4881,6 @@
           <w:p>
             <w:pPr>
               <w:spacing w:before="20" w:after="20"/>
-              <w:rPr>
-                <w:rFonts w:hint="eastAsia"/>
-              </w:rPr>
             </w:pPr>
             <w:r>
               <w:rPr>
@@ -5268,9 +4905,6 @@
           <w:p>
             <w:pPr>
               <w:spacing w:before="20" w:after="20"/>
-              <w:rPr>
-                <w:rFonts w:hint="eastAsia"/>
-              </w:rPr>
             </w:pPr>
             <w:r>
               <w:rPr>
@@ -5300,9 +4934,6 @@
           <w:p>
             <w:pPr>
               <w:spacing w:before="20" w:after="20"/>
-              <w:rPr>
-                <w:rFonts w:hint="eastAsia"/>
-              </w:rPr>
             </w:pPr>
             <w:r>
               <w:rPr>
@@ -5327,9 +4958,6 @@
           <w:p>
             <w:pPr>
               <w:spacing w:before="20" w:after="20"/>
-              <w:rPr>
-                <w:rFonts w:hint="eastAsia"/>
-              </w:rPr>
             </w:pPr>
             <w:r>
               <w:rPr>
@@ -5354,9 +4982,6 @@
           <w:p>
             <w:pPr>
               <w:spacing w:before="20" w:after="20"/>
-              <w:rPr>
-                <w:rFonts w:hint="eastAsia"/>
-              </w:rPr>
             </w:pPr>
             <w:r>
               <w:rPr>
@@ -5386,9 +5011,6 @@
           <w:p>
             <w:pPr>
               <w:spacing w:before="20" w:after="20"/>
-              <w:rPr>
-                <w:rFonts w:hint="eastAsia"/>
-              </w:rPr>
             </w:pPr>
             <w:r>
               <w:rPr>
@@ -5413,9 +5035,6 @@
           <w:p>
             <w:pPr>
               <w:spacing w:before="20" w:after="20"/>
-              <w:rPr>
-                <w:rFonts w:hint="eastAsia"/>
-              </w:rPr>
             </w:pPr>
             <w:r>
               <w:rPr>
@@ -5441,7 +5060,6 @@
             <w:pPr>
               <w:spacing w:before="20" w:after="20"/>
               <w:rPr>
-                <w:rFonts w:hint="eastAsia"/>
                 <w:lang w:val="ru-RU"/>
               </w:rPr>
             </w:pPr>
@@ -5513,18 +5131,13 @@
           <w:p>
             <w:pPr>
               <w:spacing w:before="20" w:after="20"/>
-              <w:rPr>
-                <w:rFonts w:hint="eastAsia"/>
-              </w:rPr>
             </w:pPr>
-            <w:proofErr w:type="spellStart"/>
             <w:r>
               <w:rPr>
                 <w:sz w:val="18"/>
               </w:rPr>
               <w:t>yacht_crew</w:t>
             </w:r>
-            <w:proofErr w:type="spellEnd"/>
           </w:p>
         </w:tc>
         <w:tc>
@@ -5542,9 +5155,6 @@
           <w:p>
             <w:pPr>
               <w:spacing w:before="20" w:after="20"/>
-              <w:rPr>
-                <w:rFonts w:hint="eastAsia"/>
-              </w:rPr>
             </w:pPr>
             <w:r>
               <w:rPr>
@@ -5569,9 +5179,6 @@
           <w:p>
             <w:pPr>
               <w:spacing w:before="20" w:after="20"/>
-              <w:rPr>
-                <w:rFonts w:hint="eastAsia"/>
-              </w:rPr>
             </w:pPr>
             <w:r>
               <w:rPr>
@@ -5601,9 +5208,6 @@
           <w:p>
             <w:pPr>
               <w:spacing w:before="20" w:after="20"/>
-              <w:rPr>
-                <w:rFonts w:hint="eastAsia"/>
-              </w:rPr>
             </w:pPr>
             <w:r>
               <w:rPr>
@@ -5628,9 +5232,6 @@
           <w:p>
             <w:pPr>
               <w:spacing w:before="20" w:after="20"/>
-              <w:rPr>
-                <w:rFonts w:hint="eastAsia"/>
-              </w:rPr>
             </w:pPr>
             <w:r>
               <w:rPr>
@@ -5655,9 +5256,6 @@
           <w:p>
             <w:pPr>
               <w:spacing w:before="20" w:after="20"/>
-              <w:rPr>
-                <w:rFonts w:hint="eastAsia"/>
-              </w:rPr>
             </w:pPr>
             <w:r>
               <w:rPr>
@@ -5669,14 +5267,13 @@
         </w:tc>
       </w:tr>
     </w:tbl>
+    <w:p/>
     <w:p>
       <w:pPr>
         <w:rPr>
-          <w:rFonts w:hint="eastAsia"/>
+          <w:lang w:val="ru-RU"/>
         </w:rPr>
       </w:pPr>
-    </w:p>
-    <w:p>
       <w:r>
         <w:t xml:space="preserve">Идентификаторы создаются средствами PostgreSQL: bigint GENERATED ALWAYS AS IDENTITY. </w:t>
       </w:r>
@@ -5717,7 +5314,7 @@
     <w:p>
       <w:pPr>
         <w:rPr>
-          <w:rFonts w:hint="eastAsia"/>
+          <w:lang w:val="ru-RU"/>
         </w:rPr>
       </w:pPr>
     </w:p>
@@ -5752,1111 +5349,816 @@
       <w:pPr>
         <w:pStyle w:val="SQL"/>
         <w:rPr>
-          <w:rFonts w:hint="eastAsia"/>
+          <w:lang w:val="ru-RU"/>
         </w:rPr>
       </w:pPr>
       <w:r>
-        <w:t xml:space="preserve">SET </w:t>
-      </w:r>
-      <w:proofErr w:type="spellStart"/>
-      <w:r>
-        <w:t>search_path</w:t>
-      </w:r>
-      <w:proofErr w:type="spellEnd"/>
-      <w:r>
-        <w:t xml:space="preserve"> TO s</w:t>
-      </w:r>
-      <w:r>
-        <w:t>501755</w:t>
-      </w:r>
-      <w:r>
-        <w:t>;</w:t>
+        <w:t>CREATE</w:t>
+      </w:r>
+      <w:r>
+        <w:rPr>
+          <w:lang w:val="ru-RU"/>
+        </w:rPr>
+        <w:t xml:space="preserve"> </w:t>
+      </w:r>
+      <w:r>
+        <w:t>TABLE</w:t>
+      </w:r>
+      <w:r>
+        <w:rPr>
+          <w:lang w:val="ru-RU"/>
+        </w:rPr>
+        <w:t xml:space="preserve"> </w:t>
+      </w:r>
+      <w:r>
+        <w:t>person</w:t>
+      </w:r>
+      <w:r>
+        <w:rPr>
+          <w:lang w:val="ru-RU"/>
+        </w:rPr>
+        <w:t xml:space="preserve"> (</w:t>
+      </w:r>
+    </w:p>
+    <w:p>
+      <w:pPr>
+        <w:pStyle w:val="SQL"/>
+      </w:pPr>
+      <w:r>
+        <w:rPr>
+          <w:lang w:val="ru-RU"/>
+        </w:rPr>
+        <w:t xml:space="preserve">    </w:t>
+      </w:r>
+      <w:r>
+        <w:t>person_id bigint GENERATED ALWAYS AS IDENTITY PRIMARY KEY,</w:t>
+      </w:r>
+    </w:p>
+    <w:p>
+      <w:pPr>
+        <w:pStyle w:val="SQL"/>
+      </w:pPr>
+      <w:r>
+        <w:t xml:space="preserve">    name text,</w:t>
+      </w:r>
+    </w:p>
+    <w:p>
+      <w:pPr>
+        <w:pStyle w:val="SQL"/>
+      </w:pPr>
+      <w:r>
+        <w:t xml:space="preserve">    description text,</w:t>
+      </w:r>
+    </w:p>
+    <w:p>
+      <w:pPr>
+        <w:pStyle w:val="SQL"/>
+      </w:pPr>
+      <w:r>
+        <w:t xml:space="preserve">    CONSTRAINT person_name_not_blank CHECK (name IS NULL OR btrim(name) &lt;&gt; ''),</w:t>
+      </w:r>
+    </w:p>
+    <w:p>
+      <w:pPr>
+        <w:pStyle w:val="SQL"/>
+      </w:pPr>
+      <w:r>
+        <w:t xml:space="preserve">    CONSTRAINT person_description_not_blank</w:t>
+      </w:r>
+    </w:p>
+    <w:p>
+      <w:pPr>
+        <w:pStyle w:val="SQL"/>
+      </w:pPr>
+      <w:r>
+        <w:t xml:space="preserve">        CHECK (description IS NULL OR btrim(description) &lt;&gt; ''),</w:t>
+      </w:r>
+    </w:p>
+    <w:p>
+      <w:pPr>
+        <w:pStyle w:val="SQL"/>
+      </w:pPr>
+      <w:r>
+        <w:t xml:space="preserve">    CONSTRAINT person_identified</w:t>
+      </w:r>
+    </w:p>
+    <w:p>
+      <w:pPr>
+        <w:pStyle w:val="SQL"/>
+      </w:pPr>
+      <w:r>
+        <w:t xml:space="preserve">        CHECK (name IS NOT NULL OR description IS NOT NULL)</w:t>
+      </w:r>
+    </w:p>
+    <w:p>
+      <w:pPr>
+        <w:pStyle w:val="SQL"/>
+      </w:pPr>
+      <w:r>
+        <w:t>);</w:t>
+      </w:r>
+    </w:p>
+    <w:p>
+      <w:pPr>
+        <w:pStyle w:val="SQL"/>
+      </w:pPr>
+      <w:r>
+        <w:t xml:space="preserve"> </w:t>
+      </w:r>
+    </w:p>
+    <w:p>
+      <w:pPr>
+        <w:pStyle w:val="SQL"/>
+      </w:pPr>
+      <w:r>
+        <w:t>CREATE TABLE yacht (</w:t>
+      </w:r>
+    </w:p>
+    <w:p>
+      <w:pPr>
+        <w:pStyle w:val="SQL"/>
+      </w:pPr>
+      <w:r>
+        <w:t xml:space="preserve">    yacht_id bigint GENERATED ALWAYS AS IDENTITY PRIMARY KEY,</w:t>
+      </w:r>
+    </w:p>
+    <w:p>
+      <w:pPr>
+        <w:pStyle w:val="SQL"/>
+      </w:pPr>
+      <w:r>
+        <w:t xml:space="preserve">    name text,</w:t>
+      </w:r>
+    </w:p>
+    <w:p>
+      <w:pPr>
+        <w:pStyle w:val="SQL"/>
+      </w:pPr>
+      <w:r>
+        <w:t xml:space="preserve">    CONSTRAINT yacht_name_not_blank CHECK (name IS NULL OR btrim(name) &lt;&gt; '')</w:t>
+      </w:r>
+    </w:p>
+    <w:p>
+      <w:pPr>
+        <w:pStyle w:val="SQL"/>
+      </w:pPr>
+      <w:r>
+        <w:t>);</w:t>
+      </w:r>
+    </w:p>
+    <w:p>
+      <w:pPr>
+        <w:pStyle w:val="SQL"/>
+      </w:pPr>
+      <w:r>
+        <w:t xml:space="preserve"> </w:t>
+      </w:r>
+    </w:p>
+    <w:p>
+      <w:pPr>
+        <w:pStyle w:val="SQL"/>
+      </w:pPr>
+      <w:r>
+        <w:t>CREATE TABLE cabin (</w:t>
+      </w:r>
+    </w:p>
+    <w:p>
+      <w:pPr>
+        <w:pStyle w:val="SQL"/>
+      </w:pPr>
+      <w:r>
+        <w:t xml:space="preserve">    cabin_id bigint GENERATED ALWAYS AS IDENTITY PRIMARY KEY,</w:t>
+      </w:r>
+    </w:p>
+    <w:p>
+      <w:pPr>
+        <w:pStyle w:val="SQL"/>
+      </w:pPr>
+      <w:r>
+        <w:t xml:space="preserve">    yacht_id bigint NOT NULL REFERENCES yacht(yacht_id),</w:t>
+      </w:r>
+    </w:p>
+    <w:p>
+      <w:pPr>
+        <w:pStyle w:val="SQL"/>
+      </w:pPr>
+      <w:r>
+        <w:t xml:space="preserve">    designation text,</w:t>
+      </w:r>
+    </w:p>
+    <w:p>
+      <w:pPr>
+        <w:pStyle w:val="SQL"/>
+      </w:pPr>
+      <w:r>
+        <w:t xml:space="preserve">    CONSTRAINT cabin_designation_not_blank</w:t>
+      </w:r>
+    </w:p>
+    <w:p>
+      <w:pPr>
+        <w:pStyle w:val="SQL"/>
+      </w:pPr>
+      <w:r>
+        <w:t xml:space="preserve">        CHECK (designation IS NULL OR btrim(designation) &lt;&gt; ''),</w:t>
+      </w:r>
+    </w:p>
+    <w:p>
+      <w:pPr>
+        <w:pStyle w:val="SQL"/>
+      </w:pPr>
+      <w:r>
+        <w:t xml:space="preserve">    CONSTRAINT cabin_designation_per_yacht UNIQUE (yacht_id, designation)</w:t>
+      </w:r>
+    </w:p>
+    <w:p>
+      <w:pPr>
+        <w:pStyle w:val="SQL"/>
+      </w:pPr>
+      <w:r>
+        <w:t>);</w:t>
+      </w:r>
+    </w:p>
+    <w:p>
+      <w:pPr>
+        <w:pStyle w:val="SQL"/>
+      </w:pPr>
+      <w:r>
+        <w:t xml:space="preserve"> </w:t>
+      </w:r>
+    </w:p>
+    <w:p>
+      <w:pPr>
+        <w:pStyle w:val="SQL"/>
+      </w:pPr>
+      <w:r>
+        <w:t>CREATE TABLE place (</w:t>
+      </w:r>
+    </w:p>
+    <w:p>
+      <w:pPr>
+        <w:pStyle w:val="SQL"/>
+      </w:pPr>
+      <w:r>
+        <w:t xml:space="preserve">    place_id bigint GENERATED ALWAYS AS IDENTITY PRIMARY KEY,</w:t>
+      </w:r>
+    </w:p>
+    <w:p>
+      <w:pPr>
+        <w:pStyle w:val="SQL"/>
+      </w:pPr>
+      <w:r>
+        <w:t xml:space="preserve">    name text NOT NULL,</w:t>
+      </w:r>
+    </w:p>
+    <w:p>
+      <w:pPr>
+        <w:pStyle w:val="SQL"/>
+      </w:pPr>
+      <w:r>
+        <w:t xml:space="preserve">    place_type text NOT NULL,</w:t>
+      </w:r>
+    </w:p>
+    <w:p>
+      <w:pPr>
+        <w:pStyle w:val="SQL"/>
+      </w:pPr>
+      <w:r>
+        <w:t xml:space="preserve">    yacht_id bigint REFERENCES yacht(yacht_id),</w:t>
+      </w:r>
+    </w:p>
+    <w:p>
+      <w:pPr>
+        <w:pStyle w:val="SQL"/>
+      </w:pPr>
+      <w:r>
+        <w:t xml:space="preserve">    cabin_id bigint UNIQUE REFERENCES cabin(cabin_id),</w:t>
+      </w:r>
+    </w:p>
+    <w:p>
+      <w:pPr>
+        <w:pStyle w:val="SQL"/>
+      </w:pPr>
+      <w:r>
+        <w:t xml:space="preserve">    CONSTRAINT place_name_not_blank CHECK (btrim(name) &lt;&gt; ''),</w:t>
+      </w:r>
+    </w:p>
+    <w:p>
+      <w:pPr>
+        <w:pStyle w:val="SQL"/>
+      </w:pPr>
+      <w:r>
+        <w:t xml:space="preserve">    CONSTRAINT place_type_valid</w:t>
+      </w:r>
+    </w:p>
+    <w:p>
+      <w:pPr>
+        <w:pStyle w:val="SQL"/>
+      </w:pPr>
+      <w:r>
+        <w:t xml:space="preserve">        CHECK (place_type IN ('quay', 'yacht_side', 'deck', 'cabin')),</w:t>
+      </w:r>
+    </w:p>
+    <w:p>
+      <w:pPr>
+        <w:pStyle w:val="SQL"/>
+      </w:pPr>
+      <w:r>
+        <w:t xml:space="preserve">    CONSTRAINT place_references_match_type CHECK (</w:t>
+      </w:r>
+    </w:p>
+    <w:p>
+      <w:pPr>
+        <w:pStyle w:val="SQL"/>
+      </w:pPr>
+      <w:r>
+        <w:t xml:space="preserve">        (place_type = 'quay' AND yacht_id IS NULL AND cabin_id IS NULL)</w:t>
+      </w:r>
+    </w:p>
+    <w:p>
+      <w:pPr>
+        <w:pStyle w:val="SQL"/>
+      </w:pPr>
+      <w:r>
+        <w:lastRenderedPageBreak/>
+        <w:t xml:space="preserve">        OR (place_type IN ('yacht_side', 'deck')</w:t>
+      </w:r>
+    </w:p>
+    <w:p>
+      <w:pPr>
+        <w:pStyle w:val="SQL"/>
+      </w:pPr>
+      <w:r>
+        <w:t xml:space="preserve">            AND yacht_id IS NOT NULL AND cabin_id IS NULL)</w:t>
+      </w:r>
+    </w:p>
+    <w:p>
+      <w:pPr>
+        <w:pStyle w:val="SQL"/>
+      </w:pPr>
+      <w:r>
+        <w:t xml:space="preserve">        OR (place_type = 'cabin'</w:t>
+      </w:r>
+    </w:p>
+    <w:p>
+      <w:pPr>
+        <w:pStyle w:val="SQL"/>
+      </w:pPr>
+      <w:r>
+        <w:t xml:space="preserve">            AND yacht_id IS NULL AND cabin_id IS NOT NULL)</w:t>
+      </w:r>
+    </w:p>
+    <w:p>
+      <w:pPr>
+        <w:pStyle w:val="SQL"/>
+      </w:pPr>
+      <w:r>
+        <w:t xml:space="preserve">    )</w:t>
+      </w:r>
+    </w:p>
+    <w:p>
+      <w:pPr>
+        <w:pStyle w:val="SQL"/>
+      </w:pPr>
+      <w:r>
+        <w:t>);</w:t>
+      </w:r>
+    </w:p>
+    <w:p>
+      <w:pPr>
+        <w:pStyle w:val="SQL"/>
+      </w:pPr>
+      <w:r>
+        <w:t xml:space="preserve"> </w:t>
+      </w:r>
+    </w:p>
+    <w:p>
+      <w:pPr>
+        <w:pStyle w:val="SQL"/>
+      </w:pPr>
+      <w:r>
+        <w:t>CREATE TABLE vehicle (</w:t>
+      </w:r>
+    </w:p>
+    <w:p>
+      <w:pPr>
+        <w:pStyle w:val="SQL"/>
+      </w:pPr>
+      <w:r>
+        <w:t xml:space="preserve">    vehicle_id bigint GENERATED ALWAYS AS IDENTITY PRIMARY KEY,</w:t>
+      </w:r>
+    </w:p>
+    <w:p>
+      <w:pPr>
+        <w:pStyle w:val="SQL"/>
+      </w:pPr>
+      <w:r>
+        <w:t xml:space="preserve">    vehicle_type text NOT NULL,</w:t>
+      </w:r>
+    </w:p>
+    <w:p>
+      <w:pPr>
+        <w:pStyle w:val="SQL"/>
+      </w:pPr>
+      <w:r>
+        <w:t xml:space="preserve">    description text,</w:t>
+      </w:r>
+    </w:p>
+    <w:p>
+      <w:pPr>
+        <w:pStyle w:val="SQL"/>
+      </w:pPr>
+      <w:r>
+        <w:t xml:space="preserve">    CONSTRAINT vehicle_type_valid CHECK (vehicle_type IN ('carriage', 'rowboat')),</w:t>
+      </w:r>
+    </w:p>
+    <w:p>
+      <w:pPr>
+        <w:pStyle w:val="SQL"/>
+      </w:pPr>
+      <w:r>
+        <w:t xml:space="preserve">    CONSTRAINT vehicle_description_not_blank</w:t>
+      </w:r>
+    </w:p>
+    <w:p>
+      <w:pPr>
+        <w:pStyle w:val="SQL"/>
+      </w:pPr>
+      <w:r>
+        <w:t xml:space="preserve">        CHECK (description IS NULL OR btrim(description) &lt;&gt; '')</w:t>
+      </w:r>
+    </w:p>
+    <w:p>
+      <w:pPr>
+        <w:pStyle w:val="SQL"/>
+      </w:pPr>
+      <w:r>
+        <w:t>);</w:t>
+      </w:r>
+    </w:p>
+    <w:p>
+      <w:pPr>
+        <w:pStyle w:val="SQL"/>
+      </w:pPr>
+      <w:r>
+        <w:t xml:space="preserve"> </w:t>
+      </w:r>
+    </w:p>
+    <w:p>
+      <w:pPr>
+        <w:pStyle w:val="SQL"/>
+      </w:pPr>
+      <w:r>
+        <w:t>CREATE TABLE movement (</w:t>
+      </w:r>
+    </w:p>
+    <w:p>
+      <w:pPr>
+        <w:pStyle w:val="SQL"/>
+      </w:pPr>
+      <w:r>
+        <w:t xml:space="preserve">    movement_id bigint GENERATED ALWAYS AS IDENTITY PRIMARY KEY,</w:t>
+      </w:r>
+    </w:p>
+    <w:p>
+      <w:pPr>
+        <w:pStyle w:val="SQL"/>
+      </w:pPr>
+      <w:r>
+        <w:t xml:space="preserve">    person_id bigint NOT NULL REFERENCES person(person_id),</w:t>
+      </w:r>
+    </w:p>
+    <w:p>
+      <w:pPr>
+        <w:pStyle w:val="SQL"/>
+      </w:pPr>
+      <w:r>
+        <w:t xml:space="preserve">    origin_place_id bigint REFERENCES place(place_id),</w:t>
+      </w:r>
+    </w:p>
+    <w:p>
+      <w:pPr>
+        <w:pStyle w:val="SQL"/>
+      </w:pPr>
+      <w:r>
+        <w:t xml:space="preserve">    destination_place_id bigint NOT NULL REFERENCES place(place_id),</w:t>
+      </w:r>
+    </w:p>
+    <w:p>
+      <w:pPr>
+        <w:pStyle w:val="SQL"/>
+      </w:pPr>
+      <w:r>
+        <w:t xml:space="preserve">    vehicle_id bigint REFERENCES vehicle(vehicle_id),</w:t>
+      </w:r>
+    </w:p>
+    <w:p>
+      <w:pPr>
+        <w:pStyle w:val="SQL"/>
+      </w:pPr>
+      <w:r>
+        <w:t xml:space="preserve">    sequence_no integer NOT NULL,</w:t>
+      </w:r>
+    </w:p>
+    <w:p>
+      <w:pPr>
+        <w:pStyle w:val="SQL"/>
+      </w:pPr>
+      <w:r>
+        <w:t xml:space="preserve">    CONSTRAINT movement_sequence_positive CHECK (sequence_no &gt; 0),</w:t>
+      </w:r>
+    </w:p>
+    <w:p>
+      <w:pPr>
+        <w:pStyle w:val="SQL"/>
+      </w:pPr>
+      <w:r>
+        <w:t xml:space="preserve">    CONSTRAINT movement_different_places</w:t>
+      </w:r>
+    </w:p>
+    <w:p>
+      <w:pPr>
+        <w:pStyle w:val="SQL"/>
+      </w:pPr>
+      <w:r>
+        <w:t xml:space="preserve">        CHECK (origin_place_id IS NULL OR origin_place_id &lt;&gt; destination_place_id),</w:t>
+      </w:r>
+    </w:p>
+    <w:p>
+      <w:pPr>
+        <w:pStyle w:val="SQL"/>
+      </w:pPr>
+      <w:r>
+        <w:t xml:space="preserve">    CONSTRAINT movement_sequence_per_person UNIQUE (person_id, sequence_no),</w:t>
+      </w:r>
+    </w:p>
+    <w:p>
+      <w:pPr>
+        <w:pStyle w:val="SQL"/>
+      </w:pPr>
+      <w:r>
+        <w:t xml:space="preserve">    CONSTRAINT movement_id_person_unique UNIQUE (movement_id, person_id)</w:t>
+      </w:r>
+    </w:p>
+    <w:p>
+      <w:pPr>
+        <w:pStyle w:val="SQL"/>
+      </w:pPr>
+      <w:r>
+        <w:t>);</w:t>
+      </w:r>
+    </w:p>
+    <w:p>
+      <w:pPr>
+        <w:pStyle w:val="SQL"/>
+      </w:pPr>
+      <w:r>
+        <w:t xml:space="preserve"> </w:t>
+      </w:r>
+    </w:p>
+    <w:p>
+      <w:pPr>
+        <w:pStyle w:val="SQL"/>
+      </w:pPr>
+      <w:r>
+        <w:t>CREATE TABLE movement_worker (</w:t>
+      </w:r>
+    </w:p>
+    <w:p>
+      <w:pPr>
+        <w:pStyle w:val="SQL"/>
+      </w:pPr>
+      <w:r>
+        <w:t xml:space="preserve">    movement_id bigint NOT NULL REFERENCES movement(movement_id),</w:t>
+      </w:r>
+    </w:p>
+    <w:p>
+      <w:pPr>
+        <w:pStyle w:val="SQL"/>
+      </w:pPr>
+      <w:r>
+        <w:t xml:space="preserve">    person_id bigint NOT NULL REFERENCES person(person_id),</w:t>
+      </w:r>
+    </w:p>
+    <w:p>
+      <w:pPr>
+        <w:pStyle w:val="SQL"/>
+      </w:pPr>
+      <w:r>
+        <w:t xml:space="preserve">    role text NOT NULL,</w:t>
+      </w:r>
+    </w:p>
+    <w:p>
+      <w:pPr>
+        <w:pStyle w:val="SQL"/>
+      </w:pPr>
+      <w:r>
+        <w:t xml:space="preserve">    PRIMARY KEY (movement_id, person_id),</w:t>
+      </w:r>
+    </w:p>
+    <w:p>
+      <w:pPr>
+        <w:pStyle w:val="SQL"/>
+      </w:pPr>
+      <w:r>
+        <w:t xml:space="preserve">    CONSTRAINT movement_worker_role_valid CHECK (role IN ('driver', 'rower'))</w:t>
+      </w:r>
+    </w:p>
+    <w:p>
+      <w:pPr>
+        <w:pStyle w:val="SQL"/>
+      </w:pPr>
+      <w:r>
+        <w:t>);</w:t>
+      </w:r>
+    </w:p>
+    <w:p>
+      <w:pPr>
+        <w:pStyle w:val="SQL"/>
+      </w:pPr>
+      <w:r>
+        <w:t xml:space="preserve"> </w:t>
+      </w:r>
+    </w:p>
+    <w:p>
+      <w:pPr>
+        <w:pStyle w:val="SQL"/>
+      </w:pPr>
+      <w:r>
+        <w:t>CREATE TABLE yacht_crew (</w:t>
+      </w:r>
+    </w:p>
+    <w:p>
+      <w:pPr>
+        <w:pStyle w:val="SQL"/>
+      </w:pPr>
+      <w:r>
+        <w:t xml:space="preserve">    yacht_id bigint NOT NULL REFERENCES yacht(yacht_id),</w:t>
+      </w:r>
+    </w:p>
+    <w:p>
+      <w:pPr>
+        <w:pStyle w:val="SQL"/>
+      </w:pPr>
+      <w:r>
+        <w:t xml:space="preserve">    person_id bigint NOT NULL REFERENCES person(person_id),</w:t>
+      </w:r>
+    </w:p>
+    <w:p>
+      <w:pPr>
+        <w:pStyle w:val="SQL"/>
+      </w:pPr>
+      <w:r>
+        <w:t xml:space="preserve">    role text NOT NULL,</w:t>
+      </w:r>
+    </w:p>
+    <w:p>
+      <w:pPr>
+        <w:pStyle w:val="SQL"/>
+      </w:pPr>
+      <w:r>
+        <w:t xml:space="preserve">    PRIMARY KEY (yacht_id, person_id),</w:t>
+      </w:r>
+    </w:p>
+    <w:p>
+      <w:pPr>
+        <w:pStyle w:val="SQL"/>
+      </w:pPr>
+      <w:r>
+        <w:t xml:space="preserve">    CONSTRAINT yacht_crew_role_not_blank CHECK (btrim(role) &lt;&gt; '')</w:t>
+      </w:r>
+    </w:p>
+    <w:p>
+      <w:pPr>
+        <w:pStyle w:val="SQL"/>
+      </w:pPr>
+      <w:r>
+        <w:t>);</w:t>
+      </w:r>
+    </w:p>
+    <w:p>
+      <w:pPr>
+        <w:pStyle w:val="SQL"/>
+      </w:pPr>
+      <w:r>
+        <w:t xml:space="preserve"> </w:t>
+      </w:r>
+    </w:p>
+    <w:p>
+      <w:pPr>
+        <w:pStyle w:val="SQL"/>
+      </w:pPr>
+      <w:r>
+        <w:t>CREATE TABLE payment (</w:t>
+      </w:r>
+    </w:p>
+    <w:p>
+      <w:pPr>
+        <w:pStyle w:val="SQL"/>
+      </w:pPr>
+      <w:r>
+        <w:t xml:space="preserve">    payment_id bigint GENERATED ALWAYS AS IDENTITY PRIMARY KEY,</w:t>
+      </w:r>
+    </w:p>
+    <w:p>
+      <w:pPr>
+        <w:pStyle w:val="SQL"/>
+      </w:pPr>
+      <w:r>
+        <w:t xml:space="preserve">    movement_id bigint NOT NULL UNIQUE,</w:t>
+      </w:r>
+    </w:p>
+    <w:p>
+      <w:pPr>
+        <w:pStyle w:val="SQL"/>
+      </w:pPr>
+      <w:r>
+        <w:t xml:space="preserve">    payer_id bigint NOT NULL,</w:t>
+      </w:r>
+    </w:p>
+    <w:p>
+      <w:pPr>
+        <w:pStyle w:val="SQL"/>
+      </w:pPr>
+      <w:r>
+        <w:t xml:space="preserve">    recipient_id bigint NOT NULL,</w:t>
+      </w:r>
+    </w:p>
+    <w:p>
+      <w:pPr>
+        <w:pStyle w:val="SQL"/>
+      </w:pPr>
+      <w:r>
+        <w:t xml:space="preserve">    amount numeric(12, 2),</w:t>
+      </w:r>
+    </w:p>
+    <w:p>
+      <w:pPr>
+        <w:pStyle w:val="SQL"/>
+      </w:pPr>
+      <w:r>
+        <w:t xml:space="preserve">    CONSTRAINT payment_amount_positive CHECK (amount IS NULL OR amount &gt; 0),</w:t>
+      </w:r>
+    </w:p>
+    <w:p>
+      <w:pPr>
+        <w:pStyle w:val="SQL"/>
+      </w:pPr>
+      <w:r>
+        <w:t xml:space="preserve">    CONSTRAINT payment_different_people CHECK (payer_id &lt;&gt; recipient_id),</w:t>
+      </w:r>
+    </w:p>
+    <w:p>
+      <w:pPr>
+        <w:pStyle w:val="SQL"/>
+      </w:pPr>
+      <w:r>
+        <w:t xml:space="preserve">    CONSTRAINT payment_payer_is_traveler</w:t>
+      </w:r>
+    </w:p>
+    <w:p>
+      <w:pPr>
+        <w:pStyle w:val="SQL"/>
+      </w:pPr>
+      <w:r>
+        <w:t xml:space="preserve">        FOREIGN KEY (movement_id, payer_id)</w:t>
+      </w:r>
+    </w:p>
+    <w:p>
+      <w:pPr>
+        <w:pStyle w:val="SQL"/>
+      </w:pPr>
+      <w:r>
+        <w:t xml:space="preserve">        REFERENCES movement(movement_id, person_id),</w:t>
+      </w:r>
+    </w:p>
+    <w:p>
+      <w:pPr>
+        <w:pStyle w:val="SQL"/>
+      </w:pPr>
+      <w:r>
+        <w:t xml:space="preserve">    CONSTRAINT payment_recipient_is_worker</w:t>
+      </w:r>
+    </w:p>
+    <w:p>
+      <w:pPr>
+        <w:pStyle w:val="SQL"/>
+      </w:pPr>
+      <w:r>
+        <w:t xml:space="preserve">        FOREIGN KEY (movement_id, recipient_id)</w:t>
+      </w:r>
+    </w:p>
+    <w:p>
+      <w:pPr>
+        <w:pStyle w:val="SQL"/>
+      </w:pPr>
+      <w:r>
+        <w:t xml:space="preserve">        REFERENCES movement_worker(movement_id, person_id)</w:t>
       </w:r>
     </w:p>
     <w:p>
       <w:pPr>
         <w:pStyle w:val="SQL"/>
         <w:rPr>
-          <w:rFonts w:hint="eastAsia"/>
-        </w:rPr>
-      </w:pPr>
-      <w:r>
-        <w:t xml:space="preserve"> </w:t>
-      </w:r>
-    </w:p>
-    <w:p>
-      <w:pPr>
-        <w:pStyle w:val="SQL"/>
-        <w:rPr>
-          <w:rFonts w:hint="eastAsia"/>
-        </w:rPr>
-      </w:pPr>
-      <w:r>
-        <w:t>CREATE TABLE person (</w:t>
-      </w:r>
-    </w:p>
-    <w:p>
-      <w:pPr>
-        <w:pStyle w:val="SQL"/>
-        <w:rPr>
-          <w:rFonts w:hint="eastAsia"/>
-        </w:rPr>
-      </w:pPr>
-      <w:r>
-        <w:t xml:space="preserve">    person_id bigint GENERATED ALWAYS AS IDENTITY PRIMARY KEY,</w:t>
-      </w:r>
-    </w:p>
-    <w:p>
-      <w:pPr>
-        <w:pStyle w:val="SQL"/>
-        <w:rPr>
-          <w:rFonts w:hint="eastAsia"/>
-        </w:rPr>
-      </w:pPr>
-      <w:r>
-        <w:t xml:space="preserve">    name text,</w:t>
-      </w:r>
-    </w:p>
-    <w:p>
-      <w:pPr>
-        <w:pStyle w:val="SQL"/>
-        <w:rPr>
-          <w:rFonts w:hint="eastAsia"/>
-        </w:rPr>
-      </w:pPr>
-      <w:r>
-        <w:t xml:space="preserve">    description text,</w:t>
-      </w:r>
-    </w:p>
-    <w:p>
-      <w:pPr>
-        <w:pStyle w:val="SQL"/>
-        <w:rPr>
-          <w:rFonts w:hint="eastAsia"/>
-        </w:rPr>
-      </w:pPr>
-      <w:r>
-        <w:t xml:space="preserve">    CONSTRAINT person_name_not_blank CHECK (name IS NULL OR btrim(name) &lt;&gt; ''),</w:t>
-      </w:r>
-    </w:p>
-    <w:p>
-      <w:pPr>
-        <w:pStyle w:val="SQL"/>
-        <w:rPr>
-          <w:rFonts w:hint="eastAsia"/>
-        </w:rPr>
-      </w:pPr>
-      <w:r>
-        <w:t xml:space="preserve">    CONSTRAINT person_description_not_blank</w:t>
-      </w:r>
-    </w:p>
-    <w:p>
-      <w:pPr>
-        <w:pStyle w:val="SQL"/>
-        <w:rPr>
-          <w:rFonts w:hint="eastAsia"/>
-        </w:rPr>
-      </w:pPr>
-      <w:r>
-        <w:t xml:space="preserve">        CHECK (description IS NULL OR btrim(description) &lt;&gt; ''),</w:t>
-      </w:r>
-    </w:p>
-    <w:p>
-      <w:pPr>
-        <w:pStyle w:val="SQL"/>
-        <w:rPr>
-          <w:rFonts w:hint="eastAsia"/>
-        </w:rPr>
-      </w:pPr>
-      <w:r>
-        <w:t xml:space="preserve">    CONSTRAINT person_identified</w:t>
-      </w:r>
-    </w:p>
-    <w:p>
-      <w:pPr>
-        <w:pStyle w:val="SQL"/>
-        <w:rPr>
-          <w:rFonts w:hint="eastAsia"/>
-        </w:rPr>
-      </w:pPr>
-      <w:r>
-        <w:t xml:space="preserve">        CHECK (name IS NOT NULL OR description IS NOT NULL)</w:t>
-      </w:r>
-    </w:p>
-    <w:p>
-      <w:pPr>
-        <w:pStyle w:val="SQL"/>
-        <w:rPr>
-          <w:rFonts w:hint="eastAsia"/>
-        </w:rPr>
-      </w:pPr>
-      <w:r>
-        <w:t>);</w:t>
-      </w:r>
-    </w:p>
-    <w:p>
-      <w:pPr>
-        <w:pStyle w:val="SQL"/>
-        <w:rPr>
-          <w:rFonts w:hint="eastAsia"/>
-        </w:rPr>
-      </w:pPr>
-      <w:r>
-        <w:t xml:space="preserve"> </w:t>
-      </w:r>
-    </w:p>
-    <w:p>
-      <w:pPr>
-        <w:pStyle w:val="SQL"/>
-        <w:rPr>
-          <w:rFonts w:hint="eastAsia"/>
-        </w:rPr>
-      </w:pPr>
-      <w:r>
-        <w:t>CREATE TABLE yacht (</w:t>
-      </w:r>
-    </w:p>
-    <w:p>
-      <w:pPr>
-        <w:pStyle w:val="SQL"/>
-        <w:rPr>
-          <w:rFonts w:hint="eastAsia"/>
-        </w:rPr>
-      </w:pPr>
-      <w:r>
-        <w:t xml:space="preserve">    yacht_id bigint GENERATED ALWAYS AS IDENTITY PRIMARY KEY,</w:t>
-      </w:r>
-    </w:p>
-    <w:p>
-      <w:pPr>
-        <w:pStyle w:val="SQL"/>
-        <w:rPr>
-          <w:rFonts w:hint="eastAsia"/>
-        </w:rPr>
-      </w:pPr>
-      <w:r>
-        <w:t xml:space="preserve">    name text,</w:t>
-      </w:r>
-    </w:p>
-    <w:p>
-      <w:pPr>
-        <w:pStyle w:val="SQL"/>
-        <w:rPr>
-          <w:rFonts w:hint="eastAsia"/>
-        </w:rPr>
-      </w:pPr>
-      <w:r>
-        <w:t xml:space="preserve">    CONSTRAINT yacht_name_not_blank CHECK (name IS NULL OR btrim(name) &lt;&gt; '')</w:t>
-      </w:r>
-    </w:p>
-    <w:p>
-      <w:pPr>
-        <w:pStyle w:val="SQL"/>
-        <w:rPr>
-          <w:rFonts w:hint="eastAsia"/>
-        </w:rPr>
-      </w:pPr>
-      <w:r>
-        <w:t>);</w:t>
-      </w:r>
-    </w:p>
-    <w:p>
-      <w:pPr>
-        <w:pStyle w:val="SQL"/>
-        <w:rPr>
-          <w:rFonts w:hint="eastAsia"/>
-        </w:rPr>
-      </w:pPr>
-      <w:r>
-        <w:t xml:space="preserve"> </w:t>
-      </w:r>
-    </w:p>
-    <w:p>
-      <w:pPr>
-        <w:pStyle w:val="SQL"/>
-        <w:rPr>
-          <w:rFonts w:hint="eastAsia"/>
-        </w:rPr>
-      </w:pPr>
-      <w:r>
-        <w:t>CREATE TABLE cabin (</w:t>
-      </w:r>
-    </w:p>
-    <w:p>
-      <w:pPr>
-        <w:pStyle w:val="SQL"/>
-        <w:rPr>
-          <w:rFonts w:hint="eastAsia"/>
-        </w:rPr>
-      </w:pPr>
-      <w:r>
-        <w:t xml:space="preserve">    cabin_id bigint GENERATED ALWAYS AS IDENTITY PRIMARY KEY,</w:t>
-      </w:r>
-    </w:p>
-    <w:p>
-      <w:pPr>
-        <w:pStyle w:val="SQL"/>
-        <w:rPr>
-          <w:rFonts w:hint="eastAsia"/>
-        </w:rPr>
-      </w:pPr>
-      <w:r>
-        <w:t xml:space="preserve">    yacht_id bigint NOT NULL REFERENCES yacht(yacht_id),</w:t>
-      </w:r>
-    </w:p>
-    <w:p>
-      <w:pPr>
-        <w:pStyle w:val="SQL"/>
-        <w:rPr>
-          <w:rFonts w:hint="eastAsia"/>
-        </w:rPr>
-      </w:pPr>
-      <w:r>
-        <w:t xml:space="preserve">    designation text,</w:t>
-      </w:r>
-    </w:p>
-    <w:p>
-      <w:pPr>
-        <w:pStyle w:val="SQL"/>
-        <w:rPr>
-          <w:rFonts w:hint="eastAsia"/>
-        </w:rPr>
-      </w:pPr>
-      <w:r>
-        <w:t xml:space="preserve">    CONSTRAINT cabin_designation_not_blank</w:t>
-      </w:r>
-    </w:p>
-    <w:p>
-      <w:pPr>
-        <w:pStyle w:val="SQL"/>
-        <w:rPr>
-          <w:rFonts w:hint="eastAsia"/>
-        </w:rPr>
-      </w:pPr>
-      <w:r>
-        <w:t xml:space="preserve">        CHECK (designation IS NULL OR btrim(designation) &lt;&gt; ''),</w:t>
-      </w:r>
-    </w:p>
-    <w:p>
-      <w:pPr>
-        <w:pStyle w:val="SQL"/>
-        <w:rPr>
-          <w:rFonts w:hint="eastAsia"/>
-        </w:rPr>
-      </w:pPr>
-      <w:r>
-        <w:t xml:space="preserve">    CONSTRAINT cabin_designation_per_yacht UNIQUE (yacht_id, designation)</w:t>
-      </w:r>
-    </w:p>
-    <w:p>
-      <w:pPr>
-        <w:pStyle w:val="SQL"/>
-        <w:rPr>
-          <w:rFonts w:hint="eastAsia"/>
-        </w:rPr>
-      </w:pPr>
-      <w:r>
-        <w:t>);</w:t>
-      </w:r>
-    </w:p>
-    <w:p>
-      <w:pPr>
-        <w:pStyle w:val="SQL"/>
-        <w:rPr>
-          <w:rFonts w:hint="eastAsia"/>
-        </w:rPr>
-      </w:pPr>
-      <w:r>
-        <w:t xml:space="preserve"> </w:t>
-      </w:r>
-    </w:p>
-    <w:p>
-      <w:pPr>
-        <w:pStyle w:val="SQL"/>
-        <w:rPr>
-          <w:rFonts w:hint="eastAsia"/>
-        </w:rPr>
-      </w:pPr>
-      <w:r>
-        <w:t>CREATE TABLE place (</w:t>
-      </w:r>
-    </w:p>
-    <w:p>
-      <w:pPr>
-        <w:pStyle w:val="SQL"/>
-        <w:rPr>
-          <w:rFonts w:hint="eastAsia"/>
-        </w:rPr>
-      </w:pPr>
-      <w:r>
-        <w:t xml:space="preserve">    place_id bigint GENERATED ALWAYS AS IDENTITY PRIMARY KEY,</w:t>
-      </w:r>
-    </w:p>
-    <w:p>
-      <w:pPr>
-        <w:pStyle w:val="SQL"/>
-        <w:rPr>
-          <w:rFonts w:hint="eastAsia"/>
-        </w:rPr>
-      </w:pPr>
-      <w:r>
-        <w:t xml:space="preserve">    name text NOT NULL,</w:t>
-      </w:r>
-    </w:p>
-    <w:p>
-      <w:pPr>
-        <w:pStyle w:val="SQL"/>
-        <w:rPr>
-          <w:rFonts w:hint="eastAsia"/>
-        </w:rPr>
-      </w:pPr>
-      <w:r>
-        <w:t xml:space="preserve">    place_type text NOT NULL,</w:t>
-      </w:r>
-    </w:p>
-    <w:p>
-      <w:pPr>
-        <w:pStyle w:val="SQL"/>
-        <w:rPr>
-          <w:rFonts w:hint="eastAsia"/>
-        </w:rPr>
-      </w:pPr>
-      <w:r>
-        <w:t xml:space="preserve">    yacht_id bigint REFERENCES yacht(yacht_id),</w:t>
-      </w:r>
-    </w:p>
-    <w:p>
-      <w:pPr>
-        <w:pStyle w:val="SQL"/>
-        <w:rPr>
-          <w:rFonts w:hint="eastAsia"/>
-        </w:rPr>
-      </w:pPr>
-      <w:r>
-        <w:t xml:space="preserve">    cabin_id bigint UNIQUE REFERENCES cabin(cabin_id),</w:t>
-      </w:r>
-    </w:p>
-    <w:p>
-      <w:pPr>
-        <w:pStyle w:val="SQL"/>
-        <w:rPr>
-          <w:rFonts w:hint="eastAsia"/>
-        </w:rPr>
-      </w:pPr>
-      <w:r>
-        <w:t xml:space="preserve">    CONSTRAINT place_name_not_blank CHECK (btrim(name) &lt;&gt; ''),</w:t>
-      </w:r>
-    </w:p>
-    <w:p>
-      <w:pPr>
-        <w:pStyle w:val="SQL"/>
-        <w:rPr>
-          <w:rFonts w:hint="eastAsia"/>
-        </w:rPr>
-      </w:pPr>
-      <w:r>
-        <w:t xml:space="preserve">    CONSTRAINT place_type_valid</w:t>
-      </w:r>
-    </w:p>
-    <w:p>
-      <w:pPr>
-        <w:pStyle w:val="SQL"/>
-        <w:rPr>
-          <w:rFonts w:hint="eastAsia"/>
-        </w:rPr>
-      </w:pPr>
-      <w:r>
-        <w:t xml:space="preserve">        CHECK (place_type IN ('quay', 'yacht_side', 'deck', 'cabin')),</w:t>
-      </w:r>
-    </w:p>
-    <w:p>
-      <w:pPr>
-        <w:pStyle w:val="SQL"/>
-        <w:rPr>
-          <w:rFonts w:hint="eastAsia"/>
-        </w:rPr>
-      </w:pPr>
-      <w:r>
-        <w:t xml:space="preserve">    CONSTRAINT place_references_match_type CHECK (</w:t>
-      </w:r>
-    </w:p>
-    <w:p>
-      <w:pPr>
-        <w:pStyle w:val="SQL"/>
-        <w:rPr>
-          <w:rFonts w:hint="eastAsia"/>
-        </w:rPr>
-      </w:pPr>
-      <w:r>
-        <w:t xml:space="preserve">        (place_type = 'quay' AND yacht_id IS NULL AND cabin_id IS NULL)</w:t>
-      </w:r>
-    </w:p>
-    <w:p>
-      <w:pPr>
-        <w:pStyle w:val="SQL"/>
-        <w:rPr>
-          <w:rFonts w:hint="eastAsia"/>
-        </w:rPr>
-      </w:pPr>
-      <w:r>
-        <w:t xml:space="preserve">        OR (place_type IN ('yacht_side', 'deck')</w:t>
-      </w:r>
-    </w:p>
-    <w:p>
-      <w:pPr>
-        <w:pStyle w:val="SQL"/>
-        <w:rPr>
-          <w:rFonts w:hint="eastAsia"/>
-        </w:rPr>
-      </w:pPr>
-      <w:r>
-        <w:t xml:space="preserve">            AND yacht_id IS NOT NULL AND cabin_id IS NULL)</w:t>
-      </w:r>
-    </w:p>
-    <w:p>
-      <w:pPr>
-        <w:pStyle w:val="SQL"/>
-        <w:rPr>
-          <w:rFonts w:hint="eastAsia"/>
-        </w:rPr>
-      </w:pPr>
-      <w:r>
-        <w:lastRenderedPageBreak/>
-        <w:t xml:space="preserve">        OR (place_type = 'cabin'</w:t>
-      </w:r>
-    </w:p>
-    <w:p>
-      <w:pPr>
-        <w:pStyle w:val="SQL"/>
-        <w:rPr>
-          <w:rFonts w:hint="eastAsia"/>
-        </w:rPr>
-      </w:pPr>
-      <w:r>
-        <w:t xml:space="preserve">            AND yacht_id IS NULL AND cabin_id IS NOT NULL)</w:t>
-      </w:r>
-    </w:p>
-    <w:p>
-      <w:pPr>
-        <w:pStyle w:val="SQL"/>
-        <w:rPr>
-          <w:rFonts w:hint="eastAsia"/>
-        </w:rPr>
-      </w:pPr>
-      <w:r>
-        <w:t xml:space="preserve">    )</w:t>
-      </w:r>
-    </w:p>
-    <w:p>
-      <w:pPr>
-        <w:pStyle w:val="SQL"/>
-        <w:rPr>
-          <w:rFonts w:hint="eastAsia"/>
-        </w:rPr>
-      </w:pPr>
-      <w:r>
-        <w:t>);</w:t>
-      </w:r>
-    </w:p>
-    <w:p>
-      <w:pPr>
-        <w:pStyle w:val="SQL"/>
-        <w:rPr>
-          <w:rFonts w:hint="eastAsia"/>
-        </w:rPr>
-      </w:pPr>
-      <w:r>
-        <w:t xml:space="preserve"> </w:t>
-      </w:r>
-    </w:p>
-    <w:p>
-      <w:pPr>
-        <w:pStyle w:val="SQL"/>
-        <w:rPr>
-          <w:rFonts w:hint="eastAsia"/>
-        </w:rPr>
-      </w:pPr>
-      <w:r>
-        <w:t>CREATE TABLE vehicle (</w:t>
-      </w:r>
-    </w:p>
-    <w:p>
-      <w:pPr>
-        <w:pStyle w:val="SQL"/>
-        <w:rPr>
-          <w:rFonts w:hint="eastAsia"/>
-        </w:rPr>
-      </w:pPr>
-      <w:r>
-        <w:t xml:space="preserve">    vehicle_id bigint GENERATED ALWAYS AS IDENTITY PRIMARY KEY,</w:t>
-      </w:r>
-    </w:p>
-    <w:p>
-      <w:pPr>
-        <w:pStyle w:val="SQL"/>
-        <w:rPr>
-          <w:rFonts w:hint="eastAsia"/>
-        </w:rPr>
-      </w:pPr>
-      <w:r>
-        <w:t xml:space="preserve">    vehicle_type text NOT NULL,</w:t>
-      </w:r>
-    </w:p>
-    <w:p>
-      <w:pPr>
-        <w:pStyle w:val="SQL"/>
-        <w:rPr>
-          <w:rFonts w:hint="eastAsia"/>
-        </w:rPr>
-      </w:pPr>
-      <w:r>
-        <w:t xml:space="preserve">    description text,</w:t>
-      </w:r>
-    </w:p>
-    <w:p>
-      <w:pPr>
-        <w:pStyle w:val="SQL"/>
-        <w:rPr>
-          <w:rFonts w:hint="eastAsia"/>
-        </w:rPr>
-      </w:pPr>
-      <w:r>
-        <w:t xml:space="preserve">    CONSTRAINT vehicle_type_valid CHECK (vehicle_type IN ('carriage', 'rowboat')),</w:t>
-      </w:r>
-    </w:p>
-    <w:p>
-      <w:pPr>
-        <w:pStyle w:val="SQL"/>
-        <w:rPr>
-          <w:rFonts w:hint="eastAsia"/>
-        </w:rPr>
-      </w:pPr>
-      <w:r>
-        <w:t xml:space="preserve">    CONSTRAINT vehicle_description_not_blank</w:t>
-      </w:r>
-    </w:p>
-    <w:p>
-      <w:pPr>
-        <w:pStyle w:val="SQL"/>
-        <w:rPr>
-          <w:rFonts w:hint="eastAsia"/>
-        </w:rPr>
-      </w:pPr>
-      <w:r>
-        <w:t xml:space="preserve">        CHECK (description IS NULL OR btrim(description) &lt;&gt; '')</w:t>
-      </w:r>
-    </w:p>
-    <w:p>
-      <w:pPr>
-        <w:pStyle w:val="SQL"/>
-        <w:rPr>
-          <w:rFonts w:hint="eastAsia"/>
-        </w:rPr>
-      </w:pPr>
-      <w:r>
-        <w:t>);</w:t>
-      </w:r>
-    </w:p>
-    <w:p>
-      <w:pPr>
-        <w:pStyle w:val="SQL"/>
-        <w:rPr>
-          <w:rFonts w:hint="eastAsia"/>
-        </w:rPr>
-      </w:pPr>
-      <w:r>
-        <w:t xml:space="preserve"> </w:t>
-      </w:r>
-    </w:p>
-    <w:p>
-      <w:pPr>
-        <w:pStyle w:val="SQL"/>
-        <w:rPr>
-          <w:rFonts w:hint="eastAsia"/>
-        </w:rPr>
-      </w:pPr>
-      <w:r>
-        <w:t>CREATE TABLE movement (</w:t>
-      </w:r>
-    </w:p>
-    <w:p>
-      <w:pPr>
-        <w:pStyle w:val="SQL"/>
-        <w:rPr>
-          <w:rFonts w:hint="eastAsia"/>
-        </w:rPr>
-      </w:pPr>
-      <w:r>
-        <w:t xml:space="preserve">    movement_id bigint GENERATED ALWAYS AS IDENTITY PRIMARY KEY,</w:t>
-      </w:r>
-    </w:p>
-    <w:p>
-      <w:pPr>
-        <w:pStyle w:val="SQL"/>
-        <w:rPr>
-          <w:rFonts w:hint="eastAsia"/>
-        </w:rPr>
-      </w:pPr>
-      <w:r>
-        <w:t xml:space="preserve">    person_id bigint NOT NULL REFERENCES person(person_id),</w:t>
-      </w:r>
-    </w:p>
-    <w:p>
-      <w:pPr>
-        <w:pStyle w:val="SQL"/>
-        <w:rPr>
-          <w:rFonts w:hint="eastAsia"/>
-        </w:rPr>
-      </w:pPr>
-      <w:r>
-        <w:t xml:space="preserve">    origin_place_id bigint REFERENCES place(place_id),</w:t>
-      </w:r>
-    </w:p>
-    <w:p>
-      <w:pPr>
-        <w:pStyle w:val="SQL"/>
-        <w:rPr>
-          <w:rFonts w:hint="eastAsia"/>
-        </w:rPr>
-      </w:pPr>
-      <w:r>
-        <w:t xml:space="preserve">    destination_place_id bigint NOT NULL REFERENCES place(place_id),</w:t>
-      </w:r>
-    </w:p>
-    <w:p>
-      <w:pPr>
-        <w:pStyle w:val="SQL"/>
-        <w:rPr>
-          <w:rFonts w:hint="eastAsia"/>
-        </w:rPr>
-      </w:pPr>
-      <w:r>
-        <w:t xml:space="preserve">    vehicle_id bigint REFERENCES vehicle(vehicle_id),</w:t>
-      </w:r>
-    </w:p>
-    <w:p>
-      <w:pPr>
-        <w:pStyle w:val="SQL"/>
-        <w:rPr>
-          <w:rFonts w:hint="eastAsia"/>
-        </w:rPr>
-      </w:pPr>
-      <w:r>
-        <w:t xml:space="preserve">    sequence_no integer NOT NULL,</w:t>
-      </w:r>
-    </w:p>
-    <w:p>
-      <w:pPr>
-        <w:pStyle w:val="SQL"/>
-        <w:rPr>
-          <w:rFonts w:hint="eastAsia"/>
-        </w:rPr>
-      </w:pPr>
-      <w:r>
-        <w:t xml:space="preserve">    CONSTRAINT movement_sequence_positive CHECK (sequence_no &gt; 0),</w:t>
-      </w:r>
-    </w:p>
-    <w:p>
-      <w:pPr>
-        <w:pStyle w:val="SQL"/>
-        <w:rPr>
-          <w:rFonts w:hint="eastAsia"/>
-        </w:rPr>
-      </w:pPr>
-      <w:r>
-        <w:t xml:space="preserve">    CONSTRAINT movement_different_places</w:t>
-      </w:r>
-    </w:p>
-    <w:p>
-      <w:pPr>
-        <w:pStyle w:val="SQL"/>
-        <w:rPr>
-          <w:rFonts w:hint="eastAsia"/>
-        </w:rPr>
-      </w:pPr>
-      <w:r>
-        <w:t xml:space="preserve">        CHECK (origin_place_id IS NULL OR origin_place_id &lt;&gt; destination_place_id),</w:t>
-      </w:r>
-    </w:p>
-    <w:p>
-      <w:pPr>
-        <w:pStyle w:val="SQL"/>
-        <w:rPr>
-          <w:rFonts w:hint="eastAsia"/>
-        </w:rPr>
-      </w:pPr>
-      <w:r>
-        <w:t xml:space="preserve">    CONSTRAINT movement_sequence_per_person UNIQUE (person_id, sequence_no),</w:t>
-      </w:r>
-    </w:p>
-    <w:p>
-      <w:pPr>
-        <w:pStyle w:val="SQL"/>
-        <w:rPr>
-          <w:rFonts w:hint="eastAsia"/>
-        </w:rPr>
-      </w:pPr>
-      <w:r>
-        <w:t xml:space="preserve">    CONSTRAINT movement_id_person_unique UNIQUE (movement_id, person_id)</w:t>
-      </w:r>
-    </w:p>
-    <w:p>
-      <w:pPr>
-        <w:pStyle w:val="SQL"/>
-        <w:rPr>
-          <w:rFonts w:hint="eastAsia"/>
-        </w:rPr>
-      </w:pPr>
-      <w:r>
-        <w:t>);</w:t>
-      </w:r>
-    </w:p>
-    <w:p>
-      <w:pPr>
-        <w:pStyle w:val="SQL"/>
-        <w:rPr>
-          <w:rFonts w:hint="eastAsia"/>
-        </w:rPr>
-      </w:pPr>
-      <w:r>
-        <w:t xml:space="preserve"> </w:t>
-      </w:r>
-    </w:p>
-    <w:p>
-      <w:pPr>
-        <w:pStyle w:val="SQL"/>
-        <w:rPr>
-          <w:rFonts w:hint="eastAsia"/>
-        </w:rPr>
-      </w:pPr>
-      <w:r>
-        <w:t>CREATE TABLE movement_worker (</w:t>
-      </w:r>
-    </w:p>
-    <w:p>
-      <w:pPr>
-        <w:pStyle w:val="SQL"/>
-        <w:rPr>
-          <w:rFonts w:hint="eastAsia"/>
-        </w:rPr>
-      </w:pPr>
-      <w:r>
-        <w:t xml:space="preserve">    movement_id bigint NOT NULL REFERENCES movement(movement_id),</w:t>
-      </w:r>
-    </w:p>
-    <w:p>
-      <w:pPr>
-        <w:pStyle w:val="SQL"/>
-        <w:rPr>
-          <w:rFonts w:hint="eastAsia"/>
-        </w:rPr>
-      </w:pPr>
-      <w:r>
-        <w:t xml:space="preserve">    person_id bigint NOT NULL REFERENCES person(person_id),</w:t>
-      </w:r>
-    </w:p>
-    <w:p>
-      <w:pPr>
-        <w:pStyle w:val="SQL"/>
-        <w:rPr>
-          <w:rFonts w:hint="eastAsia"/>
-        </w:rPr>
-      </w:pPr>
-      <w:r>
-        <w:t xml:space="preserve">    role text NOT NULL,</w:t>
-      </w:r>
-    </w:p>
-    <w:p>
-      <w:pPr>
-        <w:pStyle w:val="SQL"/>
-        <w:rPr>
-          <w:rFonts w:hint="eastAsia"/>
-        </w:rPr>
-      </w:pPr>
-      <w:r>
-        <w:t xml:space="preserve">    PRIMARY KEY (movement_id, person_id),</w:t>
-      </w:r>
-    </w:p>
-    <w:p>
-      <w:pPr>
-        <w:pStyle w:val="SQL"/>
-        <w:rPr>
-          <w:rFonts w:hint="eastAsia"/>
-        </w:rPr>
-      </w:pPr>
-      <w:r>
-        <w:t xml:space="preserve">    CONSTRAINT movement_worker_role_valid CHECK (role IN ('driver', 'rower'))</w:t>
-      </w:r>
-    </w:p>
-    <w:p>
-      <w:pPr>
-        <w:pStyle w:val="SQL"/>
-        <w:rPr>
-          <w:rFonts w:hint="eastAsia"/>
-        </w:rPr>
-      </w:pPr>
-      <w:r>
-        <w:t>);</w:t>
-      </w:r>
-    </w:p>
-    <w:p>
-      <w:pPr>
-        <w:pStyle w:val="SQL"/>
-        <w:rPr>
-          <w:rFonts w:hint="eastAsia"/>
-        </w:rPr>
-      </w:pPr>
-      <w:r>
-        <w:t xml:space="preserve"> </w:t>
-      </w:r>
-    </w:p>
-    <w:p>
-      <w:pPr>
-        <w:pStyle w:val="SQL"/>
-        <w:rPr>
-          <w:rFonts w:hint="eastAsia"/>
-        </w:rPr>
-      </w:pPr>
-      <w:r>
-        <w:t>CREATE TABLE yacht_crew (</w:t>
-      </w:r>
-    </w:p>
-    <w:p>
-      <w:pPr>
-        <w:pStyle w:val="SQL"/>
-        <w:rPr>
-          <w:rFonts w:hint="eastAsia"/>
-        </w:rPr>
-      </w:pPr>
-      <w:r>
-        <w:t xml:space="preserve">    yacht_id bigint NOT NULL REFERENCES yacht(yacht_id),</w:t>
-      </w:r>
-    </w:p>
-    <w:p>
-      <w:pPr>
-        <w:pStyle w:val="SQL"/>
-        <w:rPr>
-          <w:rFonts w:hint="eastAsia"/>
-        </w:rPr>
-      </w:pPr>
-      <w:r>
-        <w:t xml:space="preserve">    person_id bigint NOT NULL REFERENCES person(person_id),</w:t>
-      </w:r>
-    </w:p>
-    <w:p>
-      <w:pPr>
-        <w:pStyle w:val="SQL"/>
-        <w:rPr>
-          <w:rFonts w:hint="eastAsia"/>
-        </w:rPr>
-      </w:pPr>
-      <w:r>
-        <w:t xml:space="preserve">    role text NOT NULL,</w:t>
-      </w:r>
-    </w:p>
-    <w:p>
-      <w:pPr>
-        <w:pStyle w:val="SQL"/>
-        <w:rPr>
-          <w:rFonts w:hint="eastAsia"/>
-        </w:rPr>
-      </w:pPr>
-      <w:r>
-        <w:t xml:space="preserve">    PRIMARY KEY (yacht_id, person_id),</w:t>
-      </w:r>
-    </w:p>
-    <w:p>
-      <w:pPr>
-        <w:pStyle w:val="SQL"/>
-        <w:rPr>
-          <w:rFonts w:hint="eastAsia"/>
-        </w:rPr>
-      </w:pPr>
-      <w:r>
-        <w:t xml:space="preserve">    CONSTRAINT yacht_crew_role_not_blank CHECK (btrim(role) &lt;&gt; '')</w:t>
-      </w:r>
-    </w:p>
-    <w:p>
-      <w:pPr>
-        <w:pStyle w:val="SQL"/>
-        <w:rPr>
-          <w:rFonts w:hint="eastAsia"/>
-        </w:rPr>
-      </w:pPr>
-      <w:r>
-        <w:t>);</w:t>
-      </w:r>
-    </w:p>
-    <w:p>
-      <w:pPr>
-        <w:pStyle w:val="SQL"/>
-        <w:rPr>
-          <w:rFonts w:hint="eastAsia"/>
-        </w:rPr>
-      </w:pPr>
-      <w:r>
-        <w:t xml:space="preserve"> </w:t>
-      </w:r>
-    </w:p>
-    <w:p>
-      <w:pPr>
-        <w:pStyle w:val="SQL"/>
-        <w:rPr>
-          <w:rFonts w:hint="eastAsia"/>
-        </w:rPr>
-      </w:pPr>
-      <w:r>
-        <w:t>CREATE TABLE payment (</w:t>
-      </w:r>
-    </w:p>
-    <w:p>
-      <w:pPr>
-        <w:pStyle w:val="SQL"/>
-        <w:rPr>
-          <w:rFonts w:hint="eastAsia"/>
-        </w:rPr>
-      </w:pPr>
-      <w:r>
-        <w:t xml:space="preserve">    payment_id bigint GENERATED ALWAYS AS IDENTITY PRIMARY KEY,</w:t>
-      </w:r>
-    </w:p>
-    <w:p>
-      <w:pPr>
-        <w:pStyle w:val="SQL"/>
-        <w:rPr>
-          <w:rFonts w:hint="eastAsia"/>
-        </w:rPr>
-      </w:pPr>
-      <w:r>
-        <w:t xml:space="preserve">    movement_id bigint NOT NULL UNIQUE,</w:t>
-      </w:r>
-    </w:p>
-    <w:p>
-      <w:pPr>
-        <w:pStyle w:val="SQL"/>
-        <w:rPr>
-          <w:rFonts w:hint="eastAsia"/>
-        </w:rPr>
-      </w:pPr>
-      <w:r>
-        <w:t xml:space="preserve">    payer_id bigint NOT NULL,</w:t>
-      </w:r>
-    </w:p>
-    <w:p>
-      <w:pPr>
-        <w:pStyle w:val="SQL"/>
-        <w:rPr>
-          <w:rFonts w:hint="eastAsia"/>
-        </w:rPr>
-      </w:pPr>
-      <w:r>
-        <w:t xml:space="preserve">    recipient_id bigint NOT NULL,</w:t>
-      </w:r>
-    </w:p>
-    <w:p>
-      <w:pPr>
-        <w:pStyle w:val="SQL"/>
-        <w:rPr>
-          <w:rFonts w:hint="eastAsia"/>
-        </w:rPr>
-      </w:pPr>
-      <w:r>
-        <w:t xml:space="preserve">    amount numeric(12, 2),</w:t>
-      </w:r>
-    </w:p>
-    <w:p>
-      <w:pPr>
-        <w:pStyle w:val="SQL"/>
-        <w:rPr>
-          <w:rFonts w:hint="eastAsia"/>
-        </w:rPr>
-      </w:pPr>
-      <w:r>
-        <w:t xml:space="preserve">    CONSTRAINT payment_amount_positive CHECK (amount IS NULL OR amount &gt; 0),</w:t>
-      </w:r>
-    </w:p>
-    <w:p>
-      <w:pPr>
-        <w:pStyle w:val="SQL"/>
-        <w:rPr>
-          <w:rFonts w:hint="eastAsia"/>
-        </w:rPr>
-      </w:pPr>
-      <w:r>
-        <w:t xml:space="preserve">    CONSTRAINT payment_different_people CHECK (payer_id &lt;&gt; recipient_id),</w:t>
-      </w:r>
-    </w:p>
-    <w:p>
-      <w:pPr>
-        <w:pStyle w:val="SQL"/>
-        <w:rPr>
-          <w:rFonts w:hint="eastAsia"/>
-        </w:rPr>
-      </w:pPr>
-      <w:r>
-        <w:t xml:space="preserve">    CONSTRAINT payment_payer_is_traveler</w:t>
-      </w:r>
-    </w:p>
-    <w:p>
-      <w:pPr>
-        <w:pStyle w:val="SQL"/>
-        <w:rPr>
-          <w:rFonts w:hint="eastAsia"/>
-        </w:rPr>
-      </w:pPr>
-      <w:r>
-        <w:t xml:space="preserve">        FOREIGN KEY (movement_id, payer_id)</w:t>
-      </w:r>
-    </w:p>
-    <w:p>
-      <w:pPr>
-        <w:pStyle w:val="SQL"/>
-        <w:rPr>
-          <w:rFonts w:hint="eastAsia"/>
-        </w:rPr>
-      </w:pPr>
-      <w:r>
-        <w:t xml:space="preserve">        REFERENCES movement(movement_id, person_id),</w:t>
-      </w:r>
-    </w:p>
-    <w:p>
-      <w:pPr>
-        <w:pStyle w:val="SQL"/>
-        <w:rPr>
-          <w:rFonts w:hint="eastAsia"/>
-        </w:rPr>
-      </w:pPr>
-      <w:r>
-        <w:t xml:space="preserve">    CONSTRAINT payment_recipient_is_worker</w:t>
-      </w:r>
-    </w:p>
-    <w:p>
-      <w:pPr>
-        <w:pStyle w:val="SQL"/>
-        <w:rPr>
-          <w:rFonts w:hint="eastAsia"/>
-        </w:rPr>
-      </w:pPr>
-      <w:r>
-        <w:t xml:space="preserve">        FOREIGN KEY (movement_id, recipient_id)</w:t>
-      </w:r>
-    </w:p>
-    <w:p>
-      <w:pPr>
-        <w:pStyle w:val="SQL"/>
-        <w:rPr>
-          <w:rFonts w:hint="eastAsia"/>
-        </w:rPr>
-      </w:pPr>
-      <w:r>
-        <w:t xml:space="preserve">        REFERENCES movement_worker(movement_id, person_id)</w:t>
-      </w:r>
-    </w:p>
-    <w:p>
-      <w:pPr>
-        <w:pStyle w:val="SQL"/>
-        <w:rPr>
-          <w:rFonts w:hint="eastAsia"/>
           <w:lang w:val="ru-RU"/>
         </w:rPr>
       </w:pPr>
@@ -6871,7 +6173,6 @@
       <w:pPr>
         <w:pStyle w:val="SQL"/>
         <w:rPr>
-          <w:rFonts w:hint="eastAsia"/>
           <w:lang w:val="ru-RU"/>
         </w:rPr>
       </w:pPr>
@@ -6886,7 +6187,6 @@
       <w:pPr>
         <w:pStyle w:val="SQL"/>
         <w:rPr>
-          <w:rFonts w:hint="eastAsia"/>
           <w:lang w:val="ru-RU"/>
         </w:rPr>
       </w:pPr>
@@ -6900,631 +6200,391 @@
     <w:p>
       <w:pPr>
         <w:pStyle w:val="SQL"/>
-        <w:rPr>
-          <w:rFonts w:hint="eastAsia"/>
-        </w:rPr>
       </w:pPr>
       <w:r>
         <w:t>INSERT INTO person (name, description) VALUES</w:t>
+      </w:r>
+    </w:p>
+    <w:p>
+      <w:pPr>
+        <w:pStyle w:val="SQL"/>
+      </w:pPr>
+      <w:r>
+        <w:t xml:space="preserve">    ('Янсен', NULL), (NULL, 'Извозчик'), (NULL, 'Помощник яхты');</w:t>
+      </w:r>
+    </w:p>
+    <w:p>
+      <w:pPr>
+        <w:pStyle w:val="SQL"/>
+      </w:pPr>
+    </w:p>
+    <w:p>
+      <w:pPr>
+        <w:pStyle w:val="SQL"/>
+      </w:pPr>
+      <w:r>
+        <w:t>INSERT INTO yacht (name) VALUES (NULL);</w:t>
+      </w:r>
+    </w:p>
+    <w:p>
+      <w:pPr>
+        <w:pStyle w:val="SQL"/>
+      </w:pPr>
+      <w:r>
+        <w:t>INSERT INTO cabin (yacht_id, designation) VALUES (1, NULL);</w:t>
+      </w:r>
+    </w:p>
+    <w:p>
+      <w:pPr>
+        <w:pStyle w:val="SQL"/>
+      </w:pPr>
+      <w:r>
+        <w:t xml:space="preserve"> </w:t>
+      </w:r>
+    </w:p>
+    <w:p>
+      <w:pPr>
+        <w:pStyle w:val="SQL"/>
+      </w:pPr>
+      <w:r>
+        <w:t>INSERT INTO place (name, place_type, yacht_id, cabin_id) VALUES</w:t>
+      </w:r>
+    </w:p>
+    <w:p>
+      <w:pPr>
+        <w:pStyle w:val="SQL"/>
+      </w:pPr>
+      <w:r>
+        <w:t xml:space="preserve">    ('Набережная', 'quay', NULL, NULL),</w:t>
+      </w:r>
+    </w:p>
+    <w:p>
+      <w:pPr>
+        <w:pStyle w:val="SQL"/>
+      </w:pPr>
+      <w:r>
+        <w:t xml:space="preserve">    ('У трапа яхты', 'yacht_side', 1, NULL),</w:t>
+      </w:r>
+    </w:p>
+    <w:p>
+      <w:pPr>
+        <w:pStyle w:val="SQL"/>
+      </w:pPr>
+      <w:r>
+        <w:t xml:space="preserve">    ('Палуба яхты', 'deck', 1, NULL),</w:t>
+      </w:r>
+    </w:p>
+    <w:p>
+      <w:pPr>
+        <w:pStyle w:val="SQL"/>
+      </w:pPr>
+      <w:r>
+        <w:t xml:space="preserve">    ('Каюта Янсена', 'cabin', NULL, 1);</w:t>
+      </w:r>
+    </w:p>
+    <w:p>
+      <w:pPr>
+        <w:pStyle w:val="SQL"/>
+      </w:pPr>
+    </w:p>
+    <w:p>
+      <w:pPr>
+        <w:pStyle w:val="SQL"/>
+      </w:pPr>
+      <w:r>
+        <w:lastRenderedPageBreak/>
+        <w:t>INSERT INTO vehicle (vehicle_type, description) VALUES</w:t>
+      </w:r>
+    </w:p>
+    <w:p>
+      <w:pPr>
+        <w:pStyle w:val="SQL"/>
+      </w:pPr>
+      <w:r>
+        <w:t xml:space="preserve">    ('carriage', 'Экипаж извозчика'),</w:t>
+      </w:r>
+    </w:p>
+    <w:p>
+      <w:pPr>
+        <w:pStyle w:val="SQL"/>
+      </w:pPr>
+      <w:r>
+        <w:t xml:space="preserve">    ('rowboat', 'Шлюпка');</w:t>
+      </w:r>
+    </w:p>
+    <w:p>
+      <w:pPr>
+        <w:pStyle w:val="SQL"/>
+      </w:pPr>
+    </w:p>
+    <w:p>
+      <w:pPr>
+        <w:pStyle w:val="SQL"/>
+      </w:pPr>
+      <w:r>
+        <w:t>INSERT</w:t>
+      </w:r>
+      <w:r>
+        <w:t xml:space="preserve"> </w:t>
+      </w:r>
+      <w:r>
+        <w:t>INTO</w:t>
+      </w:r>
+      <w:r>
+        <w:t xml:space="preserve"> </w:t>
+      </w:r>
+      <w:r>
+        <w:t>movement</w:t>
+      </w:r>
+    </w:p>
+    <w:p>
+      <w:pPr>
+        <w:pStyle w:val="SQL"/>
+      </w:pPr>
+      <w:r>
+        <w:t xml:space="preserve">    </w:t>
+      </w:r>
+      <w:r>
+        <w:t>(person_id, origin_place_id, destination_place_id, vehicle_id, sequence_no)</w:t>
+      </w:r>
+    </w:p>
+    <w:p>
+      <w:pPr>
+        <w:pStyle w:val="SQL"/>
+      </w:pPr>
+      <w:r>
+        <w:t>VALUES</w:t>
+      </w:r>
+    </w:p>
+    <w:p>
+      <w:pPr>
+        <w:pStyle w:val="SQL"/>
+      </w:pPr>
+      <w:r>
+        <w:t xml:space="preserve">    (1, </w:t>
+      </w:r>
+      <w:r>
+        <w:t>NULL</w:t>
+      </w:r>
+      <w:r>
+        <w:t>, 1, 1, 1),</w:t>
+      </w:r>
+    </w:p>
+    <w:p>
+      <w:pPr>
+        <w:pStyle w:val="SQL"/>
+      </w:pPr>
+      <w:r>
+        <w:t xml:space="preserve">    (1, 1, 2, 2, 2),</w:t>
+      </w:r>
+    </w:p>
+    <w:p>
+      <w:pPr>
+        <w:pStyle w:val="SQL"/>
+      </w:pPr>
+      <w:r>
+        <w:t xml:space="preserve">    (1, 2, 3, </w:t>
+      </w:r>
+      <w:r>
+        <w:t>NULL</w:t>
+      </w:r>
+      <w:r>
+        <w:t>, 3),</w:t>
+      </w:r>
+    </w:p>
+    <w:p>
+      <w:pPr>
+        <w:pStyle w:val="SQL"/>
+      </w:pPr>
+      <w:r>
+        <w:t xml:space="preserve">    (1, 3, 4, </w:t>
+      </w:r>
+      <w:r>
+        <w:t>NULL</w:t>
+      </w:r>
+      <w:r>
+        <w:t>, 4);</w:t>
+      </w:r>
+    </w:p>
+    <w:p>
+      <w:pPr>
+        <w:pStyle w:val="SQL"/>
+      </w:pPr>
+    </w:p>
+    <w:p>
+      <w:pPr>
+        <w:pStyle w:val="SQL"/>
+      </w:pPr>
+      <w:r>
+        <w:t xml:space="preserve"> </w:t>
+      </w:r>
+    </w:p>
+    <w:p>
+      <w:pPr>
+        <w:pStyle w:val="SQL"/>
+      </w:pPr>
+      <w:r>
+        <w:t>INSERT INTO movement_worker (movement_id, person_id, role)</w:t>
+      </w:r>
+    </w:p>
+    <w:p>
+      <w:pPr>
+        <w:pStyle w:val="SQL"/>
+      </w:pPr>
+      <w:r>
+        <w:t>VALUES (1, 2, 'driver');</w:t>
+      </w:r>
+    </w:p>
+    <w:p>
+      <w:pPr>
+        <w:pStyle w:val="SQL"/>
+      </w:pPr>
+      <w:r>
+        <w:t>INSERT INTO yacht_crew (yacht_id, person_id, role)</w:t>
+      </w:r>
+    </w:p>
+    <w:p>
+      <w:pPr>
+        <w:pStyle w:val="SQL"/>
+      </w:pPr>
+      <w:r>
+        <w:t>VALUES (1, 3, 'assistant');</w:t>
+      </w:r>
+    </w:p>
+    <w:p>
+      <w:pPr>
+        <w:pStyle w:val="SQL"/>
+      </w:pPr>
+      <w:r>
+        <w:t>INSERT INTO payment (movement_id, payer_id, recipient_id, amount)</w:t>
       </w:r>
     </w:p>
     <w:p>
       <w:pPr>
         <w:pStyle w:val="SQL"/>
         <w:rPr>
-          <w:rFonts w:hint="eastAsia"/>
+          <w:lang w:val="ru-RU"/>
         </w:rPr>
       </w:pPr>
       <w:r>
-        <w:t xml:space="preserve">    ('Янсен', NULL), (NULL, 'Извозчик'), (NULL, 'Помощник яхты');</w:t>
+        <w:t>VALUES</w:t>
+      </w:r>
+      <w:r>
+        <w:rPr>
+          <w:lang w:val="ru-RU"/>
+        </w:rPr>
+        <w:t xml:space="preserve"> (1, 1, 2, </w:t>
+      </w:r>
+      <w:r>
+        <w:t>NULL</w:t>
+      </w:r>
+      <w:r>
+        <w:rPr>
+          <w:lang w:val="ru-RU"/>
+        </w:rPr>
+        <w:t>);</w:t>
       </w:r>
     </w:p>
     <w:p>
       <w:pPr>
         <w:pStyle w:val="SQL"/>
         <w:rPr>
-          <w:rFonts w:hint="eastAsia"/>
-        </w:rPr>
-      </w:pPr>
-    </w:p>
-    <w:p>
-      <w:pPr>
-        <w:pStyle w:val="SQL"/>
-        <w:rPr>
-          <w:rFonts w:hint="eastAsia"/>
-        </w:rPr>
-      </w:pPr>
-      <w:r>
-        <w:t>INSERT INTO yacht (name) VALUES (NULL);</w:t>
-      </w:r>
-    </w:p>
-    <w:p>
-      <w:pPr>
-        <w:pStyle w:val="SQL"/>
-        <w:rPr>
-          <w:rFonts w:hint="eastAsia"/>
-        </w:rPr>
-      </w:pPr>
-      <w:r>
-        <w:t>INSERT INTO cabin (yacht_id, designation) VALUES (1, NULL);</w:t>
-      </w:r>
-    </w:p>
-    <w:p>
-      <w:pPr>
-        <w:pStyle w:val="SQL"/>
-        <w:rPr>
-          <w:rFonts w:hint="eastAsia"/>
-        </w:rPr>
-      </w:pPr>
-      <w:r>
-        <w:t xml:space="preserve"> </w:t>
-      </w:r>
-    </w:p>
-    <w:p>
-      <w:pPr>
-        <w:pStyle w:val="SQL"/>
-        <w:rPr>
-          <w:rFonts w:hint="eastAsia"/>
-        </w:rPr>
-      </w:pPr>
-      <w:r>
-        <w:t>INSERT INTO place (name, place_type, yacht_id, cabin_id) VALUES</w:t>
-      </w:r>
-    </w:p>
-    <w:p>
-      <w:pPr>
-        <w:pStyle w:val="SQL"/>
-        <w:rPr>
-          <w:rFonts w:hint="eastAsia"/>
-        </w:rPr>
-      </w:pPr>
-      <w:r>
-        <w:t xml:space="preserve">    ('Набережная', 'quay', NULL, NULL),</w:t>
-      </w:r>
-    </w:p>
-    <w:p>
-      <w:pPr>
-        <w:pStyle w:val="SQL"/>
-        <w:rPr>
-          <w:rFonts w:hint="eastAsia"/>
-        </w:rPr>
-      </w:pPr>
-      <w:r>
-        <w:t xml:space="preserve">    ('У трапа яхты', 'yacht_side', 1, NULL),</w:t>
-      </w:r>
-    </w:p>
-    <w:p>
-      <w:pPr>
-        <w:pStyle w:val="SQL"/>
-        <w:rPr>
-          <w:rFonts w:hint="eastAsia"/>
-        </w:rPr>
-      </w:pPr>
-      <w:r>
-        <w:t xml:space="preserve">    ('Палуба яхты', 'deck', 1, NULL),</w:t>
-      </w:r>
-    </w:p>
-    <w:p>
-      <w:pPr>
-        <w:pStyle w:val="SQL"/>
-        <w:rPr>
-          <w:rFonts w:hint="eastAsia"/>
-        </w:rPr>
-      </w:pPr>
-      <w:r>
-        <w:t xml:space="preserve">    ('Каюта Янсена', 'cabin', NULL, 1);</w:t>
-      </w:r>
-    </w:p>
-    <w:p>
-      <w:pPr>
-        <w:pStyle w:val="SQL"/>
-        <w:rPr>
-          <w:rFonts w:hint="eastAsia"/>
-        </w:rPr>
-      </w:pPr>
-    </w:p>
-    <w:p>
-      <w:pPr>
-        <w:pStyle w:val="SQL"/>
-        <w:rPr>
-          <w:rFonts w:hint="eastAsia"/>
-        </w:rPr>
-      </w:pPr>
-      <w:r>
-        <w:t>INSERT INTO vehicle (vehicle_type, description) VALUES</w:t>
-      </w:r>
-    </w:p>
-    <w:p>
-      <w:pPr>
-        <w:pStyle w:val="SQL"/>
-        <w:rPr>
-          <w:rFonts w:hint="eastAsia"/>
-        </w:rPr>
-      </w:pPr>
-      <w:r>
-        <w:t xml:space="preserve">    ('carriage', 'Экипаж извозчика'),</w:t>
-      </w:r>
-    </w:p>
-    <w:p>
-      <w:pPr>
-        <w:pStyle w:val="SQL"/>
-        <w:rPr>
-          <w:rFonts w:hint="eastAsia"/>
-        </w:rPr>
-      </w:pPr>
-      <w:r>
-        <w:t xml:space="preserve">    ('rowboat', 'Шлюпка');</w:t>
-      </w:r>
-    </w:p>
-    <w:p>
-      <w:pPr>
-        <w:pStyle w:val="SQL"/>
-        <w:rPr>
-          <w:rFonts w:hint="eastAsia"/>
           <w:lang w:val="ru-RU"/>
         </w:rPr>
       </w:pPr>
-    </w:p>
-    <w:p>
-      <w:pPr>
-        <w:pStyle w:val="SQL"/>
-        <w:rPr>
-          <w:rFonts w:hint="eastAsia"/>
-          <w:lang w:val="ru-RU"/>
-        </w:rPr>
-      </w:pPr>
-      <w:r>
-        <w:t>INSERT</w:t>
-      </w:r>
       <w:r>
         <w:rPr>
           <w:lang w:val="ru-RU"/>
         </w:rPr>
         <w:t xml:space="preserve"> </w:t>
       </w:r>
-      <w:r>
-        <w:t>INTO</w:t>
-      </w:r>
-      <w:r>
+    </w:p>
+    <w:p>
+      <w:pPr>
+        <w:pStyle w:val="SQL"/>
         <w:rPr>
           <w:lang w:val="ru-RU"/>
         </w:rPr>
-        <w:t xml:space="preserve"> </w:t>
-      </w:r>
-      <w:r>
-        <w:t>movement</w:t>
-      </w:r>
+      </w:pPr>
     </w:p>
     <w:p>
       <w:pPr>
         <w:pStyle w:val="SQL"/>
-        <w:rPr>
-          <w:rFonts w:hint="eastAsia"/>
-        </w:rPr>
-      </w:pPr>
-      <w:r>
         <w:rPr>
           <w:lang w:val="ru-RU"/>
         </w:rPr>
-        <w:t xml:space="preserve">    </w:t>
-      </w:r>
-      <w:r>
-        <w:t>(</w:t>
-      </w:r>
-      <w:proofErr w:type="spellStart"/>
-      <w:r>
-        <w:t>person_id</w:t>
-      </w:r>
-      <w:proofErr w:type="spellEnd"/>
-      <w:r>
-        <w:t xml:space="preserve">, </w:t>
-      </w:r>
-      <w:proofErr w:type="spellStart"/>
-      <w:r>
-        <w:t>origin_place_id</w:t>
-      </w:r>
-      <w:proofErr w:type="spellEnd"/>
-      <w:r>
-        <w:t xml:space="preserve">, </w:t>
-      </w:r>
-      <w:proofErr w:type="spellStart"/>
-      <w:r>
-        <w:t>destination_place_id</w:t>
-      </w:r>
-      <w:proofErr w:type="spellEnd"/>
-      <w:r>
-        <w:t xml:space="preserve">, </w:t>
-      </w:r>
-      <w:proofErr w:type="spellStart"/>
-      <w:r>
-        <w:t>vehicle_id</w:t>
-      </w:r>
-      <w:proofErr w:type="spellEnd"/>
-      <w:r>
-        <w:t>, sequence_no)</w:t>
-      </w:r>
+      </w:pPr>
     </w:p>
     <w:p>
       <w:pPr>
         <w:pStyle w:val="SQL"/>
-        <w:rPr>
-          <w:rFonts w:hint="eastAsia"/>
-          <w:lang w:val="ru-RU"/>
-        </w:rPr>
-      </w:pPr>
-      <w:r>
-        <w:t>VALUES</w:t>
+      </w:pPr>
+      <w:r>
+        <w:t>SELECT m.sequence_no, p.name AS traveler,</w:t>
       </w:r>
     </w:p>
     <w:p>
       <w:pPr>
         <w:pStyle w:val="SQL"/>
-        <w:rPr>
-          <w:rFonts w:hint="eastAsia"/>
-          <w:lang w:val="ru-RU"/>
-        </w:rPr>
-      </w:pPr>
-      <w:r>
-        <w:rPr>
-          <w:lang w:val="ru-RU"/>
-        </w:rPr>
-        <w:lastRenderedPageBreak/>
-        <w:t xml:space="preserve">    (1, </w:t>
-      </w:r>
-      <w:r>
-        <w:t>NULL</w:t>
-      </w:r>
-      <w:r>
-        <w:rPr>
-          <w:lang w:val="ru-RU"/>
-        </w:rPr>
-        <w:t>, 1, 1, 1),</w:t>
+      </w:pPr>
+      <w:r>
+        <w:t xml:space="preserve">       origin.name AS origin, destination.name AS destination,</w:t>
       </w:r>
     </w:p>
     <w:p>
       <w:pPr>
         <w:pStyle w:val="SQL"/>
-        <w:rPr>
-          <w:rFonts w:hint="eastAsia"/>
-          <w:lang w:val="ru-RU"/>
-        </w:rPr>
-      </w:pPr>
-      <w:r>
-        <w:rPr>
-          <w:lang w:val="ru-RU"/>
-        </w:rPr>
-        <w:t xml:space="preserve">    (1, 1, 2, 2, 2),</w:t>
+      </w:pPr>
+      <w:r>
+        <w:t xml:space="preserve">       v.vehicle_type</w:t>
       </w:r>
     </w:p>
     <w:p>
       <w:pPr>
         <w:pStyle w:val="SQL"/>
-        <w:rPr>
-          <w:rFonts w:hint="eastAsia"/>
-          <w:lang w:val="ru-RU"/>
-        </w:rPr>
-      </w:pPr>
-      <w:r>
-        <w:rPr>
-          <w:lang w:val="ru-RU"/>
-        </w:rPr>
-        <w:t xml:space="preserve">    (1, 2, 3, </w:t>
-      </w:r>
-      <w:r>
-        <w:t>NULL</w:t>
-      </w:r>
-      <w:r>
-        <w:rPr>
-          <w:lang w:val="ru-RU"/>
-        </w:rPr>
-        <w:t>, 3),</w:t>
+      </w:pPr>
+      <w:r>
+        <w:t>FROM movement AS m</w:t>
       </w:r>
     </w:p>
     <w:p>
       <w:pPr>
         <w:pStyle w:val="SQL"/>
-        <w:rPr>
-          <w:rFonts w:hint="eastAsia"/>
-          <w:lang w:val="ru-RU"/>
-        </w:rPr>
-      </w:pPr>
-      <w:r>
-        <w:rPr>
-          <w:lang w:val="ru-RU"/>
-        </w:rPr>
-        <w:t xml:space="preserve">    (1, 3, 4, </w:t>
-      </w:r>
-      <w:r>
-        <w:t>NULL</w:t>
-      </w:r>
-      <w:r>
-        <w:rPr>
-          <w:lang w:val="ru-RU"/>
-        </w:rPr>
-        <w:t>, 4);</w:t>
+      </w:pPr>
+      <w:r>
+        <w:t>JOIN person AS p ON p.person_id = m.person_id</w:t>
       </w:r>
     </w:p>
     <w:p>
       <w:pPr>
         <w:pStyle w:val="SQL"/>
-        <w:rPr>
-          <w:rFonts w:hint="eastAsia"/>
-          <w:lang w:val="ru-RU"/>
-        </w:rPr>
-      </w:pPr>
+      </w:pPr>
+      <w:r>
+        <w:t>LEFT JOIN place AS origin ON origin.place_id = m.origin_place_id</w:t>
+      </w:r>
     </w:p>
     <w:p>
       <w:pPr>
         <w:pStyle w:val="SQL"/>
-        <w:rPr>
-          <w:rFonts w:hint="eastAsia"/>
-          <w:lang w:val="ru-RU"/>
-        </w:rPr>
-      </w:pPr>
-      <w:r>
-        <w:rPr>
-          <w:lang w:val="ru-RU"/>
-        </w:rPr>
-        <w:t xml:space="preserve"> </w:t>
+      </w:pPr>
+      <w:r>
+        <w:t>JOIN place AS destination ON destination.place_id = m.destination_place_id</w:t>
       </w:r>
     </w:p>
     <w:p>
       <w:pPr>
         <w:pStyle w:val="SQL"/>
-        <w:rPr>
-          <w:rFonts w:hint="eastAsia"/>
-        </w:rPr>
-      </w:pPr>
-      <w:r>
-        <w:t xml:space="preserve">INSERT INTO </w:t>
-      </w:r>
-      <w:proofErr w:type="spellStart"/>
-      <w:r>
-        <w:t>movement_worker</w:t>
-      </w:r>
-      <w:proofErr w:type="spellEnd"/>
-      <w:r>
-        <w:t xml:space="preserve"> (</w:t>
-      </w:r>
-      <w:proofErr w:type="spellStart"/>
-      <w:r>
-        <w:t>movement_id</w:t>
-      </w:r>
-      <w:proofErr w:type="spellEnd"/>
-      <w:r>
-        <w:t>, person_id, role)</w:t>
+      </w:pPr>
+      <w:r>
+        <w:t>LEFT JOIN vehicle AS v ON v.vehicle_id = m.vehicle_id</w:t>
       </w:r>
     </w:p>
     <w:p>
       <w:pPr>
         <w:pStyle w:val="SQL"/>
-        <w:rPr>
-          <w:rFonts w:hint="eastAsia"/>
-        </w:rPr>
-      </w:pPr>
-      <w:r>
-        <w:t>VALUES (1, 2, 'driver');</w:t>
-      </w:r>
-    </w:p>
-    <w:p>
-      <w:pPr>
-        <w:pStyle w:val="SQL"/>
-        <w:rPr>
-          <w:rFonts w:hint="eastAsia"/>
-        </w:rPr>
-      </w:pPr>
-      <w:r>
-        <w:t>INSERT INTO yacht_crew (yacht_id, person_id, role)</w:t>
-      </w:r>
-    </w:p>
-    <w:p>
-      <w:pPr>
-        <w:pStyle w:val="SQL"/>
-        <w:rPr>
-          <w:rFonts w:hint="eastAsia"/>
-        </w:rPr>
-      </w:pPr>
-      <w:r>
-        <w:t>VALUES (1, 3, 'assistant');</w:t>
-      </w:r>
-    </w:p>
-    <w:p>
-      <w:pPr>
-        <w:pStyle w:val="SQL"/>
-        <w:rPr>
-          <w:rFonts w:hint="eastAsia"/>
-        </w:rPr>
-      </w:pPr>
-      <w:r>
-        <w:t>INSERT INTO payment (movement_id, payer_id, recipient_id, amount)</w:t>
-      </w:r>
-    </w:p>
-    <w:p>
-      <w:pPr>
-        <w:pStyle w:val="SQL"/>
-        <w:rPr>
-          <w:rFonts w:hint="eastAsia"/>
-          <w:lang w:val="ru-RU"/>
-        </w:rPr>
-      </w:pPr>
-      <w:r>
-        <w:t>VALUES</w:t>
-      </w:r>
-      <w:r>
-        <w:rPr>
-          <w:lang w:val="ru-RU"/>
-        </w:rPr>
-        <w:t xml:space="preserve"> (1, 1, 2, </w:t>
-      </w:r>
-      <w:r>
-        <w:t>NULL</w:t>
-      </w:r>
-      <w:r>
-        <w:rPr>
-          <w:lang w:val="ru-RU"/>
-        </w:rPr>
-        <w:t>);</w:t>
-      </w:r>
-    </w:p>
-    <w:p>
-      <w:pPr>
-        <w:pStyle w:val="SQL"/>
-      </w:pPr>
-      <w:r>
-        <w:rPr>
-          <w:lang w:val="ru-RU"/>
-        </w:rPr>
-        <w:t xml:space="preserve"> </w:t>
-      </w:r>
-    </w:p>
-    <w:p>
-      <w:pPr>
-        <w:pStyle w:val="SQL"/>
-      </w:pPr>
-    </w:p>
-    <w:p>
-      <w:pPr>
-        <w:pStyle w:val="SQL"/>
-        <w:rPr>
-          <w:rFonts w:hint="eastAsia"/>
-        </w:rPr>
-      </w:pPr>
-    </w:p>
-    <w:p>
-      <w:pPr>
-        <w:pStyle w:val="SQL"/>
-        <w:rPr>
-          <w:rFonts w:hint="eastAsia"/>
-          <w:lang w:val="ru-RU"/>
-        </w:rPr>
-      </w:pPr>
-      <w:r>
-        <w:rPr>
-          <w:lang w:val="ru-RU"/>
-        </w:rPr>
-        <w:t>-- Проверка маршрута: должно вернуться четыре строки.</w:t>
-      </w:r>
-    </w:p>
-    <w:p>
-      <w:pPr>
-        <w:pStyle w:val="SQL"/>
-        <w:rPr>
-          <w:rFonts w:hint="eastAsia"/>
-        </w:rPr>
-      </w:pPr>
-      <w:r>
-        <w:t xml:space="preserve">SELECT </w:t>
-      </w:r>
-      <w:proofErr w:type="spellStart"/>
-      <w:proofErr w:type="gramStart"/>
-      <w:r>
-        <w:t>m.sequence</w:t>
-      </w:r>
-      <w:proofErr w:type="gramEnd"/>
-      <w:r>
-        <w:t>_no</w:t>
-      </w:r>
-      <w:proofErr w:type="spellEnd"/>
-      <w:r>
-        <w:t>, p.name AS traveler,</w:t>
-      </w:r>
-    </w:p>
-    <w:p>
-      <w:pPr>
-        <w:pStyle w:val="SQL"/>
-        <w:rPr>
-          <w:rFonts w:hint="eastAsia"/>
-        </w:rPr>
-      </w:pPr>
-      <w:r>
-        <w:t xml:space="preserve">       origin.name AS origin, destination.name AS destination,</w:t>
-      </w:r>
-    </w:p>
-    <w:p>
-      <w:pPr>
-        <w:pStyle w:val="SQL"/>
-        <w:rPr>
-          <w:rFonts w:hint="eastAsia"/>
-        </w:rPr>
-      </w:pPr>
-      <w:r>
-        <w:t xml:space="preserve">       v.vehicle_type</w:t>
-      </w:r>
-    </w:p>
-    <w:p>
-      <w:pPr>
-        <w:pStyle w:val="SQL"/>
-        <w:rPr>
-          <w:rFonts w:hint="eastAsia"/>
-        </w:rPr>
-      </w:pPr>
-      <w:r>
-        <w:t>FROM movement AS m</w:t>
-      </w:r>
-    </w:p>
-    <w:p>
-      <w:pPr>
-        <w:pStyle w:val="SQL"/>
-        <w:rPr>
-          <w:rFonts w:hint="eastAsia"/>
-        </w:rPr>
-      </w:pPr>
-      <w:r>
-        <w:t>JOIN person AS p ON p.person_id = m.person_id</w:t>
-      </w:r>
-    </w:p>
-    <w:p>
-      <w:pPr>
-        <w:pStyle w:val="SQL"/>
-        <w:rPr>
-          <w:rFonts w:hint="eastAsia"/>
-        </w:rPr>
-      </w:pPr>
-      <w:r>
-        <w:t>LEFT JOIN place AS origin ON origin.place_id = m.origin_place_id</w:t>
-      </w:r>
-    </w:p>
-    <w:p>
-      <w:pPr>
-        <w:pStyle w:val="SQL"/>
-        <w:rPr>
-          <w:rFonts w:hint="eastAsia"/>
-        </w:rPr>
-      </w:pPr>
-      <w:r>
-        <w:t>JOIN place AS destination ON destination.place_id = m.destination_place_id</w:t>
-      </w:r>
-    </w:p>
-    <w:p>
-      <w:pPr>
-        <w:pStyle w:val="SQL"/>
-        <w:rPr>
-          <w:rFonts w:hint="eastAsia"/>
-        </w:rPr>
-      </w:pPr>
-      <w:r>
-        <w:t>LEFT JOIN vehicle AS v ON v.vehicle_id = m.vehicle_id</w:t>
-      </w:r>
-    </w:p>
-    <w:p>
-      <w:pPr>
-        <w:pStyle w:val="SQL"/>
-      </w:pPr>
-      <w:r>
-        <w:t xml:space="preserve">ORDER BY </w:t>
-      </w:r>
-      <w:proofErr w:type="spellStart"/>
-      <w:proofErr w:type="gramStart"/>
-      <w:r>
-        <w:t>m.sequence</w:t>
-      </w:r>
-      <w:proofErr w:type="gramEnd"/>
-      <w:r>
-        <w:t>_no</w:t>
-      </w:r>
-      <w:proofErr w:type="spellEnd"/>
-      <w:r>
-        <w:t>;</w:t>
+      </w:pPr>
+      <w:r>
+        <w:t>ORDER BY m.sequence_no;</w:t>
       </w:r>
       <w:bookmarkStart w:id="12" w:name="_Toc240925570"/>
       <w:bookmarkStart w:id="13" w:name="_Toc240927045"/>
@@ -7537,6 +6597,9 @@
         </w:rPr>
       </w:pPr>
       <w:r>
+        <w:rPr>
+          <w:lang w:val="ru-RU"/>
+        </w:rPr>
         <w:t>7</w:t>
       </w:r>
       <w:r>
@@ -7551,7 +6614,6 @@
     <w:p>
       <w:pPr>
         <w:rPr>
-          <w:rFonts w:hint="eastAsia"/>
           <w:lang w:val="ru-RU"/>
         </w:rPr>
       </w:pPr>
@@ -7574,7 +6636,7 @@
     <w:p>
       <w:pPr>
         <w:rPr>
-          <w:rFonts w:hint="eastAsia"/>
+          <w:lang w:val="ru-RU"/>
         </w:rPr>
       </w:pPr>
       <w:r>
@@ -7609,9 +6671,6 @@
     <w:p>
       <w:pPr>
         <w:spacing w:after="0" w:line="240" w:lineRule="auto"/>
-        <w:rPr>
-          <w:rFonts w:hint="eastAsia"/>
-        </w:rPr>
       </w:pPr>
       <w:r>
         <w:separator/>
@@ -7622,9 +6681,6 @@
     <w:p>
       <w:pPr>
         <w:spacing w:after="0" w:line="240" w:lineRule="auto"/>
-        <w:rPr>
-          <w:rFonts w:hint="eastAsia"/>
-        </w:rPr>
       </w:pPr>
       <w:r>
         <w:continuationSeparator/>
@@ -7640,9 +6696,6 @@
     <w:p>
       <w:pPr>
         <w:spacing w:after="0" w:line="240" w:lineRule="auto"/>
-        <w:rPr>
-          <w:rFonts w:hint="eastAsia"/>
-        </w:rPr>
       </w:pPr>
       <w:r>
         <w:separator/>
@@ -7653,9 +6706,6 @@
     <w:p>
       <w:pPr>
         <w:spacing w:after="0" w:line="240" w:lineRule="auto"/>
-        <w:rPr>
-          <w:rFonts w:hint="eastAsia"/>
-        </w:rPr>
       </w:pPr>
       <w:r>
         <w:continuationSeparator/>
@@ -8477,6 +7527,7 @@
   <w:style w:type="character" w:default="1" w:styleId="a2">
     <w:name w:val="Default Paragraph Font"/>
     <w:uiPriority w:val="1"/>
+    <w:semiHidden/>
     <w:unhideWhenUsed/>
   </w:style>
   <w:style w:type="table" w:default="1" w:styleId="a3">
